--- a/rapports/2026-06-06/EQ14/EQ14_sup_v2/DR_111202030030/26-45-37-38.docx
+++ b/rapports/2026-06-06/EQ14/EQ14_sup_v2/DR_111202030030/26-45-37-38.docx
@@ -297,7 +297,7 @@
           <w:color w:val="1F6FEB"/>
           <w:sz w:val="22"/>
         </w:rPr>
-        <w:t>⚠ INCOHÉRENCES À CORRIGER (116)</w:t>
+        <w:t>⚠ INCOHÉRENCES À CORRIGER (113)</w:t>
       </w:r>
     </w:p>
     <w:tbl>
@@ -994,7 +994,7 @@
                 <w:color w:val="16A34A"/>
                 <w:sz w:val="16"/>
               </w:rPr>
-              <w:t>—</w:t>
+              <w:t>s01q00b, s02q17_2, s02q15_2</w:t>
             </w:r>
           </w:p>
         </w:tc>
@@ -1025,7 +1025,7 @@
                 <w:i w:val="0"/>
                 <w:sz w:val="17"/>
               </w:rPr>
-              <w:t>Incohérence!!! seulement les écoles privées paient les frais de scolarité (y compris les frais d'inscription).</w:t>
+              <w:t>Incohérence!! MANTHIATA DIANKA fréquente 2ème année de Primaire mais ne paie ni la scolarité ni la cotisation, prière de corriger ou fournir une explication à cela.</w:t>
             </w:r>
           </w:p>
         </w:tc>
@@ -1084,7 +1084,7 @@
                 <w:color w:val="16A34A"/>
                 <w:sz w:val="16"/>
               </w:rPr>
-              <w:t>s01q32, s01q36, s01q38, s04q37_modif, s02q33, s02q34, s01q00b</w:t>
+              <w:t>s02q33, s01q00b</w:t>
             </w:r>
           </w:p>
         </w:tc>
@@ -1115,7 +1115,7 @@
                 <w:i w:val="0"/>
                 <w:sz w:val="17"/>
               </w:rPr>
-              <w:t>Peu probable!!! Vu l'âge (15 ans) de KADIDIA DIANKA ou l'année à laquelle KADIDIA DIANKA a fréquenté l'école pour la dernière fois (.) le dernier diplome de KADIDIA DIANKA ne peut être le Certificat d'études primaires (CEP), prière de corriger cette incohérence ou confirmer avec le QG.</w:t>
+              <w:t>Incoherent!!! La dernière fois que AMADOU DIANKA a  fréquenté l'école est 9999.</w:t>
             </w:r>
           </w:p>
         </w:tc>
@@ -1174,7 +1174,7 @@
                 <w:color w:val="16A34A"/>
                 <w:sz w:val="16"/>
               </w:rPr>
-              <w:t>s01q00b, s02q17_2, s02q15_2</w:t>
+              <w:t>s01q32, s01q36, s01q38, s04q37_modif, s02q33, s02q34, s01q00b</w:t>
             </w:r>
           </w:p>
         </w:tc>
@@ -1205,7 +1205,7 @@
                 <w:i w:val="0"/>
                 <w:sz w:val="17"/>
               </w:rPr>
-              <w:t>Incohérence!! MANTHIATA DIANKA fréquente 2ème année de Primaire mais ne paie ni la scolarité ni la cotisation, prière de corriger ou fournir une explication à cela.</w:t>
+              <w:t>Peu probable!!! Vu l'âge (15 ans) de KADIDIA DIANKA ou l'année à laquelle KADIDIA DIANKA a fréquenté l'école pour la dernière fois (.) le dernier diplome de KADIDIA DIANKA ne peut être le Certificat d'études primaires (CEP), prière de corriger cette incohérence ou confirmer avec le QG.</w:t>
             </w:r>
           </w:p>
         </w:tc>
@@ -1238,6 +1238,1266 @@
                 <w:i w:val="0"/>
                 <w:sz w:val="16"/>
               </w:rPr>
+              <w:t>S07</w:t>
+              <w:br/>
+            </w:r>
+            <w:r>
+              <w:rPr>
+                <w:b w:val="0"/>
+                <w:i w:val="0"/>
+                <w:color w:val="64748B"/>
+                <w:sz w:val="14"/>
+              </w:rPr>
+              <w:t>Consommation alimentaire</w:t>
+            </w:r>
+          </w:p>
+        </w:tc>
+        <w:tc>
+          <w:tcPr>
+            <w:tcW w:type="dxa" w:w="1531"/>
+          </w:tcPr>
+          <w:p>
+            <w:r>
+              <w:rPr>
+                <w:b/>
+                <w:i w:val="0"/>
+                <w:color w:val="16A34A"/>
+                <w:sz w:val="16"/>
+              </w:rPr>
+              <w:t>s00q27, s01q00a, s01q12, s01q13, s02q04, s03q11, s03q12, s01q01</w:t>
+            </w:r>
+          </w:p>
+        </w:tc>
+        <w:tc>
+          <w:tcPr>
+            <w:tcW w:type="dxa" w:w="1191"/>
+          </w:tcPr>
+          <w:p>
+            <w:r>
+              <w:rPr>
+                <w:b w:val="0"/>
+                <w:i w:val="0"/>
+                <w:color w:val="64748B"/>
+                <w:sz w:val="16"/>
+              </w:rPr>
+              <w:t>GT-CQ</w:t>
+            </w:r>
+          </w:p>
+        </w:tc>
+        <w:tc>
+          <w:tcPr>
+            <w:tcW w:type="dxa" w:w="4706"/>
+          </w:tcPr>
+          <w:p>
+            <w:r>
+              <w:rPr>
+                <w:b w:val="0"/>
+                <w:i w:val="0"/>
+                <w:sz w:val="17"/>
+              </w:rPr>
+              <w:t>Avertissement!!! Le ménage a consommé 140 miche de Petit de Pain traditionnel (tapalapa)  ce qui semble incoherent pour une consommation aucours des 7 derniers jours, prière de verifier et corriger.</w:t>
+            </w:r>
+          </w:p>
+        </w:tc>
+      </w:tr>
+      <w:tr>
+        <w:tc>
+          <w:tcPr>
+            <w:tcW w:type="dxa" w:w="964"/>
+          </w:tcPr>
+          <w:p>
+            <w:r>
+              <w:rPr>
+                <w:b/>
+                <w:i w:val="0"/>
+                <w:color w:val="DC2626"/>
+                <w:sz w:val="16"/>
+              </w:rPr>
+              <w:t>Haute</w:t>
+            </w:r>
+          </w:p>
+        </w:tc>
+        <w:tc>
+          <w:tcPr>
+            <w:tcW w:type="dxa" w:w="1247"/>
+          </w:tcPr>
+          <w:p>
+            <w:r>
+              <w:rPr>
+                <w:b/>
+                <w:i w:val="0"/>
+                <w:sz w:val="16"/>
+              </w:rPr>
+              <w:t>S07</w:t>
+              <w:br/>
+            </w:r>
+            <w:r>
+              <w:rPr>
+                <w:b w:val="0"/>
+                <w:i w:val="0"/>
+                <w:color w:val="64748B"/>
+                <w:sz w:val="14"/>
+              </w:rPr>
+              <w:t>Consommation alimentaire</w:t>
+            </w:r>
+          </w:p>
+        </w:tc>
+        <w:tc>
+          <w:tcPr>
+            <w:tcW w:type="dxa" w:w="1531"/>
+          </w:tcPr>
+          <w:p>
+            <w:r>
+              <w:rPr>
+                <w:b/>
+                <w:i w:val="0"/>
+                <w:color w:val="16A34A"/>
+                <w:sz w:val="16"/>
+              </w:rPr>
+              <w:t>s00q27, s01q00a, s01q12, s01q13, s02q04, s03q11, s03q12, s01q01</w:t>
+            </w:r>
+          </w:p>
+        </w:tc>
+        <w:tc>
+          <w:tcPr>
+            <w:tcW w:type="dxa" w:w="1191"/>
+          </w:tcPr>
+          <w:p>
+            <w:r>
+              <w:rPr>
+                <w:b w:val="0"/>
+                <w:i w:val="0"/>
+                <w:color w:val="64748B"/>
+                <w:sz w:val="16"/>
+              </w:rPr>
+              <w:t>GT-CQ</w:t>
+            </w:r>
+          </w:p>
+        </w:tc>
+        <w:tc>
+          <w:tcPr>
+            <w:tcW w:type="dxa" w:w="4706"/>
+          </w:tcPr>
+          <w:p>
+            <w:r>
+              <w:rPr>
+                <w:b w:val="0"/>
+                <w:i w:val="0"/>
+                <w:sz w:val="17"/>
+              </w:rPr>
+              <w:t>Avertissement!!! Le ménage a consommé 49 Sachets industriel de Petit de Thé soluble ou infusion  ce qui semble incoherent pour une consommation aucours des 7 derniers jours, prière de verifier et corriger.</w:t>
+            </w:r>
+          </w:p>
+        </w:tc>
+      </w:tr>
+      <w:tr>
+        <w:tc>
+          <w:tcPr>
+            <w:tcW w:type="dxa" w:w="964"/>
+          </w:tcPr>
+          <w:p>
+            <w:r>
+              <w:rPr>
+                <w:b/>
+                <w:i w:val="0"/>
+                <w:color w:val="DC2626"/>
+                <w:sz w:val="16"/>
+              </w:rPr>
+              <w:t>Haute</w:t>
+            </w:r>
+          </w:p>
+        </w:tc>
+        <w:tc>
+          <w:tcPr>
+            <w:tcW w:type="dxa" w:w="1247"/>
+          </w:tcPr>
+          <w:p>
+            <w:r>
+              <w:rPr>
+                <w:b/>
+                <w:i w:val="0"/>
+                <w:sz w:val="16"/>
+              </w:rPr>
+              <w:t>S07</w:t>
+              <w:br/>
+            </w:r>
+            <w:r>
+              <w:rPr>
+                <w:b w:val="0"/>
+                <w:i w:val="0"/>
+                <w:color w:val="64748B"/>
+                <w:sz w:val="14"/>
+              </w:rPr>
+              <w:t>Consommation alimentaire</w:t>
+            </w:r>
+          </w:p>
+        </w:tc>
+        <w:tc>
+          <w:tcPr>
+            <w:tcW w:type="dxa" w:w="1531"/>
+          </w:tcPr>
+          <w:p>
+            <w:r>
+              <w:rPr>
+                <w:b/>
+                <w:i w:val="0"/>
+                <w:color w:val="16A34A"/>
+                <w:sz w:val="16"/>
+              </w:rPr>
+              <w:t>s01q28, s01q29, s01q30, s02q01__1, s02q02__1, s02q03__1, s02q15, s03q18</w:t>
+            </w:r>
+          </w:p>
+        </w:tc>
+        <w:tc>
+          <w:tcPr>
+            <w:tcW w:type="dxa" w:w="1191"/>
+          </w:tcPr>
+          <w:p>
+            <w:r>
+              <w:rPr>
+                <w:b w:val="0"/>
+                <w:i w:val="0"/>
+                <w:color w:val="64748B"/>
+                <w:sz w:val="16"/>
+              </w:rPr>
+              <w:t>GT-CQ</w:t>
+            </w:r>
+          </w:p>
+        </w:tc>
+        <w:tc>
+          <w:tcPr>
+            <w:tcW w:type="dxa" w:w="4706"/>
+          </w:tcPr>
+          <w:p>
+            <w:r>
+              <w:rPr>
+                <w:b w:val="0"/>
+                <w:i w:val="0"/>
+                <w:sz w:val="17"/>
+              </w:rPr>
+              <w:t>Avertissement!! Les quantités du Thé soluble ou infusion consommées en Sachets industriel semble incoherent car les ménages consomment géneralement en sachet ou en paquet, prière de corriger ou confirmer avec le QG.</w:t>
+            </w:r>
+          </w:p>
+        </w:tc>
+      </w:tr>
+      <w:tr>
+        <w:tc>
+          <w:tcPr>
+            <w:tcW w:type="dxa" w:w="964"/>
+          </w:tcPr>
+          <w:p>
+            <w:r>
+              <w:rPr>
+                <w:b/>
+                <w:i w:val="0"/>
+                <w:color w:val="DC2626"/>
+                <w:sz w:val="16"/>
+              </w:rPr>
+              <w:t>Haute</w:t>
+            </w:r>
+          </w:p>
+        </w:tc>
+        <w:tc>
+          <w:tcPr>
+            <w:tcW w:type="dxa" w:w="1247"/>
+          </w:tcPr>
+          <w:p>
+            <w:r>
+              <w:rPr>
+                <w:b/>
+                <w:i w:val="0"/>
+                <w:sz w:val="16"/>
+              </w:rPr>
+              <w:t>S07</w:t>
+              <w:br/>
+            </w:r>
+            <w:r>
+              <w:rPr>
+                <w:b w:val="0"/>
+                <w:i w:val="0"/>
+                <w:color w:val="64748B"/>
+                <w:sz w:val="14"/>
+              </w:rPr>
+              <w:t>Consommation alimentaire</w:t>
+            </w:r>
+          </w:p>
+        </w:tc>
+        <w:tc>
+          <w:tcPr>
+            <w:tcW w:type="dxa" w:w="1531"/>
+          </w:tcPr>
+          <w:p>
+            <w:r>
+              <w:rPr>
+                <w:b/>
+                <w:i w:val="0"/>
+                <w:color w:val="16A34A"/>
+                <w:sz w:val="16"/>
+              </w:rPr>
+              <w:t>s00q27, s01q00a, s01q12, s01q13, s02q04, s03q11, s03q12, s01q01</w:t>
+            </w:r>
+          </w:p>
+        </w:tc>
+        <w:tc>
+          <w:tcPr>
+            <w:tcW w:type="dxa" w:w="1191"/>
+          </w:tcPr>
+          <w:p>
+            <w:r>
+              <w:rPr>
+                <w:b w:val="0"/>
+                <w:i w:val="0"/>
+                <w:color w:val="64748B"/>
+                <w:sz w:val="16"/>
+              </w:rPr>
+              <w:t>GT-CQ</w:t>
+            </w:r>
+          </w:p>
+        </w:tc>
+        <w:tc>
+          <w:tcPr>
+            <w:tcW w:type="dxa" w:w="4706"/>
+          </w:tcPr>
+          <w:p>
+            <w:r>
+              <w:rPr>
+                <w:b w:val="0"/>
+                <w:i w:val="0"/>
+                <w:sz w:val="17"/>
+              </w:rPr>
+              <w:t>Avertissement!!! Le ménage a consommé 55 Pièce de Moyen de Poisson frais yaboye ou obo (sardinelle)  ce qui semble incoherent pour une consommation aucours des 7 derniers jours, prière de verifier et corriger.</w:t>
+            </w:r>
+          </w:p>
+        </w:tc>
+      </w:tr>
+      <w:tr>
+        <w:tc>
+          <w:tcPr>
+            <w:tcW w:type="dxa" w:w="964"/>
+          </w:tcPr>
+          <w:p>
+            <w:r>
+              <w:rPr>
+                <w:b/>
+                <w:i w:val="0"/>
+                <w:color w:val="DC2626"/>
+                <w:sz w:val="16"/>
+              </w:rPr>
+              <w:t>Haute</w:t>
+            </w:r>
+          </w:p>
+        </w:tc>
+        <w:tc>
+          <w:tcPr>
+            <w:tcW w:type="dxa" w:w="1247"/>
+          </w:tcPr>
+          <w:p>
+            <w:r>
+              <w:rPr>
+                <w:b/>
+                <w:i w:val="0"/>
+                <w:sz w:val="16"/>
+              </w:rPr>
+              <w:t>S07</w:t>
+              <w:br/>
+            </w:r>
+            <w:r>
+              <w:rPr>
+                <w:b w:val="0"/>
+                <w:i w:val="0"/>
+                <w:color w:val="64748B"/>
+                <w:sz w:val="14"/>
+              </w:rPr>
+              <w:t>Consommation alimentaire</w:t>
+            </w:r>
+          </w:p>
+        </w:tc>
+        <w:tc>
+          <w:tcPr>
+            <w:tcW w:type="dxa" w:w="1531"/>
+          </w:tcPr>
+          <w:p>
+            <w:r>
+              <w:rPr>
+                <w:b/>
+                <w:i w:val="0"/>
+                <w:color w:val="16A34A"/>
+                <w:sz w:val="16"/>
+              </w:rPr>
+              <w:t>s00q27, s01q00a, s01q12, s01q13, s02q04, s03q11, s03q12, s01q01</w:t>
+            </w:r>
+          </w:p>
+        </w:tc>
+        <w:tc>
+          <w:tcPr>
+            <w:tcW w:type="dxa" w:w="1191"/>
+          </w:tcPr>
+          <w:p>
+            <w:r>
+              <w:rPr>
+                <w:b w:val="0"/>
+                <w:i w:val="0"/>
+                <w:color w:val="64748B"/>
+                <w:sz w:val="16"/>
+              </w:rPr>
+              <w:t>GT-CQ</w:t>
+            </w:r>
+          </w:p>
+        </w:tc>
+        <w:tc>
+          <w:tcPr>
+            <w:tcW w:type="dxa" w:w="4706"/>
+          </w:tcPr>
+          <w:p>
+            <w:r>
+              <w:rPr>
+                <w:b w:val="0"/>
+                <w:i w:val="0"/>
+                <w:sz w:val="17"/>
+              </w:rPr>
+              <w:t>Avertissement!!! Le ménage a consommé 56 Pièce de Moyen de Caramel, bonbons (tangal), confiseries, etc  ce qui semble incoherent pour une consommation aucours des 7 derniers jours, prière de verifier et corriger.</w:t>
+            </w:r>
+          </w:p>
+        </w:tc>
+      </w:tr>
+      <w:tr>
+        <w:tc>
+          <w:tcPr>
+            <w:tcW w:type="dxa" w:w="964"/>
+          </w:tcPr>
+          <w:p>
+            <w:r>
+              <w:rPr>
+                <w:b/>
+                <w:i w:val="0"/>
+                <w:color w:val="DC2626"/>
+                <w:sz w:val="16"/>
+              </w:rPr>
+              <w:t>Haute</w:t>
+            </w:r>
+          </w:p>
+        </w:tc>
+        <w:tc>
+          <w:tcPr>
+            <w:tcW w:type="dxa" w:w="1247"/>
+          </w:tcPr>
+          <w:p>
+            <w:r>
+              <w:rPr>
+                <w:b/>
+                <w:i w:val="0"/>
+                <w:sz w:val="16"/>
+              </w:rPr>
+              <w:t>S19</w:t>
+              <w:br/>
+            </w:r>
+            <w:r>
+              <w:rPr>
+                <w:b w:val="0"/>
+                <w:i w:val="0"/>
+                <w:color w:val="64748B"/>
+                <w:sz w:val="14"/>
+              </w:rPr>
+              <w:t>Entreprises non agricoles</w:t>
+            </w:r>
+          </w:p>
+        </w:tc>
+        <w:tc>
+          <w:tcPr>
+            <w:tcW w:type="dxa" w:w="1531"/>
+          </w:tcPr>
+          <w:p>
+            <w:r>
+              <w:rPr>
+                <w:b/>
+                <w:i w:val="0"/>
+                <w:color w:val="16A34A"/>
+                <w:sz w:val="16"/>
+              </w:rPr>
+              <w:t>s02q02__1, s02q15, s02q17, s03q16, s04q27, s04q43, s04q63, s05q11</w:t>
+            </w:r>
+          </w:p>
+        </w:tc>
+        <w:tc>
+          <w:tcPr>
+            <w:tcW w:type="dxa" w:w="1191"/>
+          </w:tcPr>
+          <w:p>
+            <w:r>
+              <w:rPr>
+                <w:b w:val="0"/>
+                <w:i w:val="0"/>
+                <w:color w:val="64748B"/>
+                <w:sz w:val="16"/>
+              </w:rPr>
+              <w:t>GT-CQ</w:t>
+            </w:r>
+          </w:p>
+        </w:tc>
+        <w:tc>
+          <w:tcPr>
+            <w:tcW w:type="dxa" w:w="4706"/>
+          </w:tcPr>
+          <w:p>
+            <w:r>
+              <w:rPr>
+                <w:b w:val="0"/>
+                <w:i w:val="0"/>
+                <w:sz w:val="17"/>
+              </w:rPr>
+              <w:t>Incohérence!! Le prix d'achat de Houe/daba/hilaire ne doit pas être égal 0 même si le ménage l'a reçu en cadeau prière de leurs aider à faire une estimation.</w:t>
+            </w:r>
+          </w:p>
+        </w:tc>
+      </w:tr>
+      <w:tr>
+        <w:tc>
+          <w:tcPr>
+            <w:tcW w:type="dxa" w:w="964"/>
+          </w:tcPr>
+          <w:p>
+            <w:r>
+              <w:rPr>
+                <w:b/>
+                <w:i w:val="0"/>
+                <w:color w:val="EA580C"/>
+                <w:sz w:val="16"/>
+              </w:rPr>
+              <w:t>Moyenne</w:t>
+            </w:r>
+          </w:p>
+        </w:tc>
+        <w:tc>
+          <w:tcPr>
+            <w:tcW w:type="dxa" w:w="1247"/>
+          </w:tcPr>
+          <w:p>
+            <w:r>
+              <w:rPr>
+                <w:b/>
+                <w:i w:val="0"/>
+                <w:sz w:val="16"/>
+              </w:rPr>
+              <w:t>S00</w:t>
+              <w:br/>
+            </w:r>
+            <w:r>
+              <w:rPr>
+                <w:b w:val="0"/>
+                <w:i w:val="0"/>
+                <w:color w:val="64748B"/>
+                <w:sz w:val="14"/>
+              </w:rPr>
+              <w:t>Identification</w:t>
+            </w:r>
+          </w:p>
+        </w:tc>
+        <w:tc>
+          <w:tcPr>
+            <w:tcW w:type="dxa" w:w="1531"/>
+          </w:tcPr>
+          <w:p>
+            <w:r>
+              <w:rPr>
+                <w:b/>
+                <w:i w:val="0"/>
+                <w:color w:val="16A34A"/>
+                <w:sz w:val="16"/>
+              </w:rPr>
+              <w:t>s00q27</w:t>
+            </w:r>
+          </w:p>
+        </w:tc>
+        <w:tc>
+          <w:tcPr>
+            <w:tcW w:type="dxa" w:w="1191"/>
+          </w:tcPr>
+          <w:p>
+            <w:r>
+              <w:rPr>
+                <w:b w:val="0"/>
+                <w:i w:val="0"/>
+                <w:color w:val="64748B"/>
+                <w:sz w:val="16"/>
+              </w:rPr>
+              <w:t>GT-CQ</w:t>
+            </w:r>
+          </w:p>
+        </w:tc>
+        <w:tc>
+          <w:tcPr>
+            <w:tcW w:type="dxa" w:w="4706"/>
+          </w:tcPr>
+          <w:p>
+            <w:r>
+              <w:rPr>
+                <w:b w:val="0"/>
+                <w:i w:val="0"/>
+                <w:sz w:val="17"/>
+              </w:rPr>
+              <w:t>Le questionnaire semble ne pas être complètement fini mais le questionnaire est en statut complet, prière de compléter le questionnaire.</w:t>
+            </w:r>
+          </w:p>
+        </w:tc>
+      </w:tr>
+      <w:tr>
+        <w:tc>
+          <w:tcPr>
+            <w:tcW w:type="dxa" w:w="964"/>
+          </w:tcPr>
+          <w:p>
+            <w:r>
+              <w:rPr>
+                <w:b/>
+                <w:i w:val="0"/>
+                <w:color w:val="EA580C"/>
+                <w:sz w:val="16"/>
+              </w:rPr>
+              <w:t>Moyenne</w:t>
+            </w:r>
+          </w:p>
+        </w:tc>
+        <w:tc>
+          <w:tcPr>
+            <w:tcW w:type="dxa" w:w="1247"/>
+          </w:tcPr>
+          <w:p>
+            <w:r>
+              <w:rPr>
+                <w:b/>
+                <w:i w:val="0"/>
+                <w:sz w:val="16"/>
+              </w:rPr>
+              <w:t>S00</w:t>
+              <w:br/>
+            </w:r>
+            <w:r>
+              <w:rPr>
+                <w:b w:val="0"/>
+                <w:i w:val="0"/>
+                <w:color w:val="64748B"/>
+                <w:sz w:val="14"/>
+              </w:rPr>
+              <w:t>Identification</w:t>
+            </w:r>
+          </w:p>
+        </w:tc>
+        <w:tc>
+          <w:tcPr>
+            <w:tcW w:type="dxa" w:w="1531"/>
+          </w:tcPr>
+          <w:p>
+            <w:r>
+              <w:rPr>
+                <w:b/>
+                <w:i w:val="0"/>
+                <w:color w:val="16A34A"/>
+                <w:sz w:val="16"/>
+              </w:rPr>
+              <w:t>—</w:t>
+            </w:r>
+          </w:p>
+        </w:tc>
+        <w:tc>
+          <w:tcPr>
+            <w:tcW w:type="dxa" w:w="1191"/>
+          </w:tcPr>
+          <w:p>
+            <w:r>
+              <w:rPr>
+                <w:b w:val="0"/>
+                <w:i w:val="0"/>
+                <w:color w:val="64748B"/>
+                <w:sz w:val="16"/>
+              </w:rPr>
+              <w:t>GT-CQ</w:t>
+            </w:r>
+          </w:p>
+        </w:tc>
+        <w:tc>
+          <w:tcPr>
+            <w:tcW w:type="dxa" w:w="4706"/>
+          </w:tcPr>
+          <w:p>
+            <w:r>
+              <w:rPr>
+                <w:b w:val="0"/>
+                <w:i w:val="0"/>
+                <w:sz w:val="17"/>
+              </w:rPr>
+              <w:t>L'adresse ou la localisation du ménage doit être bien renseignée, ne doit pas contenir des numéros de téléphone et elle semble courte pour être une adresse.</w:t>
+            </w:r>
+          </w:p>
+        </w:tc>
+      </w:tr>
+      <w:tr>
+        <w:tc>
+          <w:tcPr>
+            <w:tcW w:type="dxa" w:w="964"/>
+          </w:tcPr>
+          <w:p>
+            <w:r>
+              <w:rPr>
+                <w:b/>
+                <w:i w:val="0"/>
+                <w:color w:val="EA580C"/>
+                <w:sz w:val="16"/>
+              </w:rPr>
+              <w:t>Moyenne</w:t>
+            </w:r>
+          </w:p>
+        </w:tc>
+        <w:tc>
+          <w:tcPr>
+            <w:tcW w:type="dxa" w:w="1247"/>
+          </w:tcPr>
+          <w:p>
+            <w:r>
+              <w:rPr>
+                <w:b/>
+                <w:i w:val="0"/>
+                <w:sz w:val="16"/>
+              </w:rPr>
+              <w:t>S00</w:t>
+              <w:br/>
+            </w:r>
+            <w:r>
+              <w:rPr>
+                <w:b w:val="0"/>
+                <w:i w:val="0"/>
+                <w:color w:val="64748B"/>
+                <w:sz w:val="14"/>
+              </w:rPr>
+              <w:t>Identification</w:t>
+            </w:r>
+          </w:p>
+        </w:tc>
+        <w:tc>
+          <w:tcPr>
+            <w:tcW w:type="dxa" w:w="1531"/>
+          </w:tcPr>
+          <w:p>
+            <w:r>
+              <w:rPr>
+                <w:b/>
+                <w:i w:val="0"/>
+                <w:color w:val="16A34A"/>
+                <w:sz w:val="16"/>
+              </w:rPr>
+              <w:t>—</w:t>
+            </w:r>
+          </w:p>
+        </w:tc>
+        <w:tc>
+          <w:tcPr>
+            <w:tcW w:type="dxa" w:w="1191"/>
+          </w:tcPr>
+          <w:p>
+            <w:r>
+              <w:rPr>
+                <w:b w:val="0"/>
+                <w:i w:val="0"/>
+                <w:color w:val="64748B"/>
+                <w:sz w:val="16"/>
+              </w:rPr>
+              <w:t>GT-CQ</w:t>
+            </w:r>
+          </w:p>
+        </w:tc>
+        <w:tc>
+          <w:tcPr>
+            <w:tcW w:type="dxa" w:w="4706"/>
+          </w:tcPr>
+          <w:p>
+            <w:r>
+              <w:rPr>
+                <w:b w:val="0"/>
+                <w:i w:val="0"/>
+                <w:sz w:val="17"/>
+              </w:rPr>
+              <w:t>Prière de renseigner la bonne adresse.</w:t>
+            </w:r>
+          </w:p>
+        </w:tc>
+      </w:tr>
+      <w:tr>
+        <w:tc>
+          <w:tcPr>
+            <w:tcW w:type="dxa" w:w="964"/>
+          </w:tcPr>
+          <w:p>
+            <w:r>
+              <w:rPr>
+                <w:b/>
+                <w:i w:val="0"/>
+                <w:color w:val="EA580C"/>
+                <w:sz w:val="16"/>
+              </w:rPr>
+              <w:t>Moyenne</w:t>
+            </w:r>
+          </w:p>
+        </w:tc>
+        <w:tc>
+          <w:tcPr>
+            <w:tcW w:type="dxa" w:w="1247"/>
+          </w:tcPr>
+          <w:p>
+            <w:r>
+              <w:rPr>
+                <w:b/>
+                <w:i w:val="0"/>
+                <w:sz w:val="16"/>
+              </w:rPr>
+              <w:t>S01</w:t>
+              <w:br/>
+            </w:r>
+            <w:r>
+              <w:rPr>
+                <w:b w:val="0"/>
+                <w:i w:val="0"/>
+                <w:color w:val="64748B"/>
+                <w:sz w:val="14"/>
+              </w:rPr>
+              <w:t>Démographie</w:t>
+            </w:r>
+          </w:p>
+        </w:tc>
+        <w:tc>
+          <w:tcPr>
+            <w:tcW w:type="dxa" w:w="1531"/>
+          </w:tcPr>
+          <w:p>
+            <w:r>
+              <w:rPr>
+                <w:b/>
+                <w:i w:val="0"/>
+                <w:color w:val="16A34A"/>
+                <w:sz w:val="16"/>
+              </w:rPr>
+              <w:t>—</w:t>
+            </w:r>
+          </w:p>
+        </w:tc>
+        <w:tc>
+          <w:tcPr>
+            <w:tcW w:type="dxa" w:w="1191"/>
+          </w:tcPr>
+          <w:p>
+            <w:r>
+              <w:rPr>
+                <w:b w:val="0"/>
+                <w:i w:val="0"/>
+                <w:color w:val="64748B"/>
+                <w:sz w:val="16"/>
+              </w:rPr>
+              <w:t>GT-CQ</w:t>
+            </w:r>
+          </w:p>
+        </w:tc>
+        <w:tc>
+          <w:tcPr>
+            <w:tcW w:type="dxa" w:w="4706"/>
+          </w:tcPr>
+          <w:p>
+            <w:r>
+              <w:rPr>
+                <w:b w:val="0"/>
+                <w:i w:val="0"/>
+                <w:sz w:val="17"/>
+              </w:rPr>
+              <w:t>Prière de verifier l'information donnée par ADAMA DIANKA ou corriger au niveau de la section 1.</w:t>
+            </w:r>
+          </w:p>
+        </w:tc>
+      </w:tr>
+      <w:tr>
+        <w:tc>
+          <w:tcPr>
+            <w:tcW w:type="dxa" w:w="964"/>
+          </w:tcPr>
+          <w:p>
+            <w:r>
+              <w:rPr>
+                <w:b/>
+                <w:i w:val="0"/>
+                <w:color w:val="EA580C"/>
+                <w:sz w:val="16"/>
+              </w:rPr>
+              <w:t>Moyenne</w:t>
+            </w:r>
+          </w:p>
+        </w:tc>
+        <w:tc>
+          <w:tcPr>
+            <w:tcW w:type="dxa" w:w="1247"/>
+          </w:tcPr>
+          <w:p>
+            <w:r>
+              <w:rPr>
+                <w:b/>
+                <w:i w:val="0"/>
+                <w:sz w:val="16"/>
+              </w:rPr>
+              <w:t>S01</w:t>
+              <w:br/>
+            </w:r>
+            <w:r>
+              <w:rPr>
+                <w:b w:val="0"/>
+                <w:i w:val="0"/>
+                <w:color w:val="64748B"/>
+                <w:sz w:val="14"/>
+              </w:rPr>
+              <w:t>Démographie</w:t>
+            </w:r>
+          </w:p>
+        </w:tc>
+        <w:tc>
+          <w:tcPr>
+            <w:tcW w:type="dxa" w:w="1531"/>
+          </w:tcPr>
+          <w:p>
+            <w:r>
+              <w:rPr>
+                <w:b/>
+                <w:i w:val="0"/>
+                <w:color w:val="16A34A"/>
+                <w:sz w:val="16"/>
+              </w:rPr>
+              <w:t>—</w:t>
+            </w:r>
+          </w:p>
+        </w:tc>
+        <w:tc>
+          <w:tcPr>
+            <w:tcW w:type="dxa" w:w="1191"/>
+          </w:tcPr>
+          <w:p>
+            <w:r>
+              <w:rPr>
+                <w:b w:val="0"/>
+                <w:i w:val="0"/>
+                <w:color w:val="64748B"/>
+                <w:sz w:val="16"/>
+              </w:rPr>
+              <w:t>GT-CQ</w:t>
+            </w:r>
+          </w:p>
+        </w:tc>
+        <w:tc>
+          <w:tcPr>
+            <w:tcW w:type="dxa" w:w="4706"/>
+          </w:tcPr>
+          <w:p>
+            <w:r>
+              <w:rPr>
+                <w:b w:val="0"/>
+                <w:i w:val="0"/>
+                <w:sz w:val="17"/>
+              </w:rPr>
+              <w:t>Prière de verifier l'information donnée par MANTHIATA DIANKA ou corriger au niveau de la section 1.</w:t>
+            </w:r>
+          </w:p>
+        </w:tc>
+      </w:tr>
+      <w:tr>
+        <w:tc>
+          <w:tcPr>
+            <w:tcW w:type="dxa" w:w="964"/>
+          </w:tcPr>
+          <w:p>
+            <w:r>
+              <w:rPr>
+                <w:b/>
+                <w:i w:val="0"/>
+                <w:color w:val="EA580C"/>
+                <w:sz w:val="16"/>
+              </w:rPr>
+              <w:t>Moyenne</w:t>
+            </w:r>
+          </w:p>
+        </w:tc>
+        <w:tc>
+          <w:tcPr>
+            <w:tcW w:type="dxa" w:w="1247"/>
+          </w:tcPr>
+          <w:p>
+            <w:r>
+              <w:rPr>
+                <w:b/>
+                <w:i w:val="0"/>
+                <w:sz w:val="16"/>
+              </w:rPr>
+              <w:t>S01</w:t>
+              <w:br/>
+            </w:r>
+            <w:r>
+              <w:rPr>
+                <w:b w:val="0"/>
+                <w:i w:val="0"/>
+                <w:color w:val="64748B"/>
+                <w:sz w:val="14"/>
+              </w:rPr>
+              <w:t>Démographie</w:t>
+            </w:r>
+          </w:p>
+        </w:tc>
+        <w:tc>
+          <w:tcPr>
+            <w:tcW w:type="dxa" w:w="1531"/>
+          </w:tcPr>
+          <w:p>
+            <w:r>
+              <w:rPr>
+                <w:b/>
+                <w:i w:val="0"/>
+                <w:color w:val="16A34A"/>
+                <w:sz w:val="16"/>
+              </w:rPr>
+              <w:t>—</w:t>
+            </w:r>
+          </w:p>
+        </w:tc>
+        <w:tc>
+          <w:tcPr>
+            <w:tcW w:type="dxa" w:w="1191"/>
+          </w:tcPr>
+          <w:p>
+            <w:r>
+              <w:rPr>
+                <w:b w:val="0"/>
+                <w:i w:val="0"/>
+                <w:color w:val="64748B"/>
+                <w:sz w:val="16"/>
+              </w:rPr>
+              <w:t>GT-CQ</w:t>
+            </w:r>
+          </w:p>
+        </w:tc>
+        <w:tc>
+          <w:tcPr>
+            <w:tcW w:type="dxa" w:w="4706"/>
+          </w:tcPr>
+          <w:p>
+            <w:r>
+              <w:rPr>
+                <w:b w:val="0"/>
+                <w:i w:val="0"/>
+                <w:sz w:val="17"/>
+              </w:rPr>
+              <w:t>Prière de verifier l'information donnée par OUMAR DIANKA ou corriger au niveau de la section 1.</w:t>
+            </w:r>
+          </w:p>
+        </w:tc>
+      </w:tr>
+      <w:tr>
+        <w:tc>
+          <w:tcPr>
+            <w:tcW w:type="dxa" w:w="964"/>
+          </w:tcPr>
+          <w:p>
+            <w:r>
+              <w:rPr>
+                <w:b/>
+                <w:i w:val="0"/>
+                <w:color w:val="EA580C"/>
+                <w:sz w:val="16"/>
+              </w:rPr>
+              <w:t>Moyenne</w:t>
+            </w:r>
+          </w:p>
+        </w:tc>
+        <w:tc>
+          <w:tcPr>
+            <w:tcW w:type="dxa" w:w="1247"/>
+          </w:tcPr>
+          <w:p>
+            <w:r>
+              <w:rPr>
+                <w:b/>
+                <w:i w:val="0"/>
+                <w:sz w:val="16"/>
+              </w:rPr>
+              <w:t>S01</w:t>
+              <w:br/>
+            </w:r>
+            <w:r>
+              <w:rPr>
+                <w:b w:val="0"/>
+                <w:i w:val="0"/>
+                <w:color w:val="64748B"/>
+                <w:sz w:val="14"/>
+              </w:rPr>
+              <w:t>Démographie</w:t>
+            </w:r>
+          </w:p>
+        </w:tc>
+        <w:tc>
+          <w:tcPr>
+            <w:tcW w:type="dxa" w:w="1531"/>
+          </w:tcPr>
+          <w:p>
+            <w:r>
+              <w:rPr>
+                <w:b/>
+                <w:i w:val="0"/>
+                <w:color w:val="16A34A"/>
+                <w:sz w:val="16"/>
+              </w:rPr>
+              <w:t>s01q23, s01q00b, s01q23_autre</w:t>
+            </w:r>
+          </w:p>
+        </w:tc>
+        <w:tc>
+          <w:tcPr>
+            <w:tcW w:type="dxa" w:w="1191"/>
+          </w:tcPr>
+          <w:p>
+            <w:r>
+              <w:rPr>
+                <w:b w:val="0"/>
+                <w:i w:val="0"/>
+                <w:color w:val="64748B"/>
+                <w:sz w:val="16"/>
+              </w:rPr>
+              <w:t>GT-CQ</w:t>
+            </w:r>
+          </w:p>
+        </w:tc>
+        <w:tc>
+          <w:tcPr>
+            <w:tcW w:type="dxa" w:w="4706"/>
+          </w:tcPr>
+          <w:p>
+            <w:r>
+              <w:rPr>
+                <w:b w:val="0"/>
+                <w:i w:val="0"/>
+                <w:sz w:val="17"/>
+              </w:rPr>
+              <w:t>La raison principale pour laquelle que AMADOU DIANKA est venu vivre dans cette localité est POUR DES PROBLEMES DE SANTE et semble exister dans les modalités, prière de prendre attache avec le QG pour plus d'explication afin de la classer bien.</w:t>
+            </w:r>
+          </w:p>
+        </w:tc>
+      </w:tr>
+      <w:tr>
+        <w:tc>
+          <w:tcPr>
+            <w:tcW w:type="dxa" w:w="964"/>
+          </w:tcPr>
+          <w:p>
+            <w:r>
+              <w:rPr>
+                <w:b/>
+                <w:i w:val="0"/>
+                <w:color w:val="EA580C"/>
+                <w:sz w:val="16"/>
+              </w:rPr>
+              <w:t>Moyenne</w:t>
+            </w:r>
+          </w:p>
+        </w:tc>
+        <w:tc>
+          <w:tcPr>
+            <w:tcW w:type="dxa" w:w="1247"/>
+          </w:tcPr>
+          <w:p>
+            <w:r>
+              <w:rPr>
+                <w:b/>
+                <w:i w:val="0"/>
+                <w:sz w:val="16"/>
+              </w:rPr>
+              <w:t>S01</w:t>
+              <w:br/>
+            </w:r>
+            <w:r>
+              <w:rPr>
+                <w:b w:val="0"/>
+                <w:i w:val="0"/>
+                <w:color w:val="64748B"/>
+                <w:sz w:val="14"/>
+              </w:rPr>
+              <w:t>Démographie</w:t>
+            </w:r>
+          </w:p>
+        </w:tc>
+        <w:tc>
+          <w:tcPr>
+            <w:tcW w:type="dxa" w:w="1531"/>
+          </w:tcPr>
+          <w:p>
+            <w:r>
+              <w:rPr>
+                <w:b/>
+                <w:i w:val="0"/>
+                <w:color w:val="16A34A"/>
+                <w:sz w:val="16"/>
+              </w:rPr>
+              <w:t>s01q10_1</w:t>
+            </w:r>
+          </w:p>
+        </w:tc>
+        <w:tc>
+          <w:tcPr>
+            <w:tcW w:type="dxa" w:w="1191"/>
+          </w:tcPr>
+          <w:p>
+            <w:r>
+              <w:rPr>
+                <w:b w:val="0"/>
+                <w:i w:val="0"/>
+                <w:color w:val="64748B"/>
+                <w:sz w:val="16"/>
+              </w:rPr>
+              <w:t>GT-CQ</w:t>
+            </w:r>
+          </w:p>
+        </w:tc>
+        <w:tc>
+          <w:tcPr>
+            <w:tcW w:type="dxa" w:w="4706"/>
+          </w:tcPr>
+          <w:p>
+            <w:r>
+              <w:rPr>
+                <w:b w:val="0"/>
+                <w:i w:val="0"/>
+                <w:sz w:val="17"/>
+              </w:rPr>
+              <w:t>La taille du ménage lors de l'enquête principale (16) de ce ménage est inférieur à la taille du denombrement (20), prière de fournir des explications concrètes ou aller revisiter le ménage.</w:t>
+            </w:r>
+          </w:p>
+        </w:tc>
+      </w:tr>
+      <w:tr>
+        <w:tc>
+          <w:tcPr>
+            <w:tcW w:type="dxa" w:w="964"/>
+          </w:tcPr>
+          <w:p>
+            <w:r>
+              <w:rPr>
+                <w:b/>
+                <w:i w:val="0"/>
+                <w:color w:val="EA580C"/>
+                <w:sz w:val="16"/>
+              </w:rPr>
+              <w:t>Moyenne</w:t>
+            </w:r>
+          </w:p>
+        </w:tc>
+        <w:tc>
+          <w:tcPr>
+            <w:tcW w:type="dxa" w:w="1247"/>
+          </w:tcPr>
+          <w:p>
+            <w:r>
+              <w:rPr>
+                <w:b/>
+                <w:i w:val="0"/>
+                <w:sz w:val="16"/>
+              </w:rPr>
               <w:t>S02</w:t>
               <w:br/>
             </w:r>
@@ -1264,7 +2524,7 @@
                 <w:color w:val="16A34A"/>
                 <w:sz w:val="16"/>
               </w:rPr>
-              <w:t>s02q33, s01q00b</w:t>
+              <w:t>—</w:t>
             </w:r>
           </w:p>
         </w:tc>
@@ -1295,7 +2555,7 @@
                 <w:i w:val="0"/>
                 <w:sz w:val="17"/>
               </w:rPr>
-              <w:t>Incoherent!!! La dernière fois que AMADOU DIANKA a  fréquenté l'école est 9999.</w:t>
+              <w:t>Le montant des frais de cantines ou de restauration (1000 FCFA) pour l'année scolaire de MANTHIATA DIANKA qui fréquente 2ème année de Primaire  semble faible.</w:t>
             </w:r>
           </w:p>
         </w:tc>
@@ -1310,10 +2570,730 @@
               <w:rPr>
                 <w:b/>
                 <w:i w:val="0"/>
-                <w:color w:val="DC2626"/>
-                <w:sz w:val="16"/>
-              </w:rPr>
-              <w:t>Haute</w:t>
+                <w:color w:val="EA580C"/>
+                <w:sz w:val="16"/>
+              </w:rPr>
+              <w:t>Moyenne</w:t>
+            </w:r>
+          </w:p>
+        </w:tc>
+        <w:tc>
+          <w:tcPr>
+            <w:tcW w:type="dxa" w:w="1247"/>
+          </w:tcPr>
+          <w:p>
+            <w:r>
+              <w:rPr>
+                <w:b/>
+                <w:i w:val="0"/>
+                <w:sz w:val="16"/>
+              </w:rPr>
+              <w:t>S02</w:t>
+              <w:br/>
+            </w:r>
+            <w:r>
+              <w:rPr>
+                <w:b w:val="0"/>
+                <w:i w:val="0"/>
+                <w:color w:val="64748B"/>
+                <w:sz w:val="14"/>
+              </w:rPr>
+              <w:t>Éducation</w:t>
+            </w:r>
+          </w:p>
+        </w:tc>
+        <w:tc>
+          <w:tcPr>
+            <w:tcW w:type="dxa" w:w="1531"/>
+          </w:tcPr>
+          <w:p>
+            <w:r>
+              <w:rPr>
+                <w:b/>
+                <w:i w:val="0"/>
+                <w:color w:val="16A34A"/>
+                <w:sz w:val="16"/>
+              </w:rPr>
+              <w:t>—</w:t>
+            </w:r>
+          </w:p>
+        </w:tc>
+        <w:tc>
+          <w:tcPr>
+            <w:tcW w:type="dxa" w:w="1191"/>
+          </w:tcPr>
+          <w:p>
+            <w:r>
+              <w:rPr>
+                <w:b w:val="0"/>
+                <w:i w:val="0"/>
+                <w:color w:val="64748B"/>
+                <w:sz w:val="16"/>
+              </w:rPr>
+              <w:t>GT-CQ</w:t>
+            </w:r>
+          </w:p>
+        </w:tc>
+        <w:tc>
+          <w:tcPr>
+            <w:tcW w:type="dxa" w:w="4706"/>
+          </w:tcPr>
+          <w:p>
+            <w:r>
+              <w:rPr>
+                <w:b w:val="0"/>
+                <w:i w:val="0"/>
+                <w:sz w:val="17"/>
+              </w:rPr>
+              <w:t>Veuillez, s'il vous plait, confirmer ces informations avec le QG ou apporter les corrections nécessaires.</w:t>
+            </w:r>
+          </w:p>
+        </w:tc>
+      </w:tr>
+      <w:tr>
+        <w:tc>
+          <w:tcPr>
+            <w:tcW w:type="dxa" w:w="964"/>
+          </w:tcPr>
+          <w:p>
+            <w:r>
+              <w:rPr>
+                <w:b/>
+                <w:i w:val="0"/>
+                <w:color w:val="EA580C"/>
+                <w:sz w:val="16"/>
+              </w:rPr>
+              <w:t>Moyenne</w:t>
+            </w:r>
+          </w:p>
+        </w:tc>
+        <w:tc>
+          <w:tcPr>
+            <w:tcW w:type="dxa" w:w="1247"/>
+          </w:tcPr>
+          <w:p>
+            <w:r>
+              <w:rPr>
+                <w:b/>
+                <w:i w:val="0"/>
+                <w:sz w:val="16"/>
+              </w:rPr>
+              <w:t>S02</w:t>
+              <w:br/>
+            </w:r>
+            <w:r>
+              <w:rPr>
+                <w:b w:val="0"/>
+                <w:i w:val="0"/>
+                <w:color w:val="64748B"/>
+                <w:sz w:val="14"/>
+              </w:rPr>
+              <w:t>Éducation</w:t>
+            </w:r>
+          </w:p>
+        </w:tc>
+        <w:tc>
+          <w:tcPr>
+            <w:tcW w:type="dxa" w:w="1531"/>
+          </w:tcPr>
+          <w:p>
+            <w:r>
+              <w:rPr>
+                <w:b/>
+                <w:i w:val="0"/>
+                <w:color w:val="16A34A"/>
+                <w:sz w:val="16"/>
+              </w:rPr>
+              <w:t>—</w:t>
+            </w:r>
+          </w:p>
+        </w:tc>
+        <w:tc>
+          <w:tcPr>
+            <w:tcW w:type="dxa" w:w="1191"/>
+          </w:tcPr>
+          <w:p>
+            <w:r>
+              <w:rPr>
+                <w:b w:val="0"/>
+                <w:i w:val="0"/>
+                <w:color w:val="64748B"/>
+                <w:sz w:val="16"/>
+              </w:rPr>
+              <w:t>GT-CQ</w:t>
+            </w:r>
+          </w:p>
+        </w:tc>
+        <w:tc>
+          <w:tcPr>
+            <w:tcW w:type="dxa" w:w="4706"/>
+          </w:tcPr>
+          <w:p>
+            <w:r>
+              <w:rPr>
+                <w:b w:val="0"/>
+                <w:i w:val="0"/>
+                <w:sz w:val="17"/>
+              </w:rPr>
+              <w:t>Le montant des frais de cantines ou de restauration (1000 FCFA) pour l'année scolaire de OUMAR DIANKA qui fréquente 2ème année de Primaire  semble faible.</w:t>
+            </w:r>
+          </w:p>
+        </w:tc>
+      </w:tr>
+      <w:tr>
+        <w:tc>
+          <w:tcPr>
+            <w:tcW w:type="dxa" w:w="964"/>
+          </w:tcPr>
+          <w:p>
+            <w:r>
+              <w:rPr>
+                <w:b/>
+                <w:i w:val="0"/>
+                <w:color w:val="EA580C"/>
+                <w:sz w:val="16"/>
+              </w:rPr>
+              <w:t>Moyenne</w:t>
+            </w:r>
+          </w:p>
+        </w:tc>
+        <w:tc>
+          <w:tcPr>
+            <w:tcW w:type="dxa" w:w="1247"/>
+          </w:tcPr>
+          <w:p>
+            <w:r>
+              <w:rPr>
+                <w:b/>
+                <w:i w:val="0"/>
+                <w:sz w:val="16"/>
+              </w:rPr>
+              <w:t>S02</w:t>
+              <w:br/>
+            </w:r>
+            <w:r>
+              <w:rPr>
+                <w:b w:val="0"/>
+                <w:i w:val="0"/>
+                <w:color w:val="64748B"/>
+                <w:sz w:val="14"/>
+              </w:rPr>
+              <w:t>Éducation</w:t>
+            </w:r>
+          </w:p>
+        </w:tc>
+        <w:tc>
+          <w:tcPr>
+            <w:tcW w:type="dxa" w:w="1531"/>
+          </w:tcPr>
+          <w:p>
+            <w:r>
+              <w:rPr>
+                <w:b/>
+                <w:i w:val="0"/>
+                <w:color w:val="16A34A"/>
+                <w:sz w:val="16"/>
+              </w:rPr>
+              <w:t>—</w:t>
+            </w:r>
+          </w:p>
+        </w:tc>
+        <w:tc>
+          <w:tcPr>
+            <w:tcW w:type="dxa" w:w="1191"/>
+          </w:tcPr>
+          <w:p>
+            <w:r>
+              <w:rPr>
+                <w:b w:val="0"/>
+                <w:i w:val="0"/>
+                <w:color w:val="64748B"/>
+                <w:sz w:val="16"/>
+              </w:rPr>
+              <w:t>GT-CQ</w:t>
+            </w:r>
+          </w:p>
+        </w:tc>
+        <w:tc>
+          <w:tcPr>
+            <w:tcW w:type="dxa" w:w="4706"/>
+          </w:tcPr>
+          <w:p>
+            <w:r>
+              <w:rPr>
+                <w:b w:val="0"/>
+                <w:i w:val="0"/>
+                <w:sz w:val="17"/>
+              </w:rPr>
+              <w:t>Prière de vous adresser à AMADOU DIANKA pour avoir l'année exacte.</w:t>
+            </w:r>
+          </w:p>
+        </w:tc>
+      </w:tr>
+      <w:tr>
+        <w:tc>
+          <w:tcPr>
+            <w:tcW w:type="dxa" w:w="964"/>
+          </w:tcPr>
+          <w:p>
+            <w:r>
+              <w:rPr>
+                <w:b/>
+                <w:i w:val="0"/>
+                <w:color w:val="EA580C"/>
+                <w:sz w:val="16"/>
+              </w:rPr>
+              <w:t>Moyenne</w:t>
+            </w:r>
+          </w:p>
+        </w:tc>
+        <w:tc>
+          <w:tcPr>
+            <w:tcW w:type="dxa" w:w="1247"/>
+          </w:tcPr>
+          <w:p>
+            <w:r>
+              <w:rPr>
+                <w:b/>
+                <w:i w:val="0"/>
+                <w:sz w:val="16"/>
+              </w:rPr>
+              <w:t>S02</w:t>
+              <w:br/>
+            </w:r>
+            <w:r>
+              <w:rPr>
+                <w:b w:val="0"/>
+                <w:i w:val="0"/>
+                <w:color w:val="64748B"/>
+                <w:sz w:val="14"/>
+              </w:rPr>
+              <w:t>Éducation</w:t>
+            </w:r>
+          </w:p>
+        </w:tc>
+        <w:tc>
+          <w:tcPr>
+            <w:tcW w:type="dxa" w:w="1531"/>
+          </w:tcPr>
+          <w:p>
+            <w:r>
+              <w:rPr>
+                <w:b/>
+                <w:i w:val="0"/>
+                <w:color w:val="16A34A"/>
+                <w:sz w:val="16"/>
+              </w:rPr>
+              <w:t>s01q23, s01q00b, s01q23_autre</w:t>
+            </w:r>
+          </w:p>
+        </w:tc>
+        <w:tc>
+          <w:tcPr>
+            <w:tcW w:type="dxa" w:w="1191"/>
+          </w:tcPr>
+          <w:p>
+            <w:r>
+              <w:rPr>
+                <w:b w:val="0"/>
+                <w:i w:val="0"/>
+                <w:color w:val="64748B"/>
+                <w:sz w:val="16"/>
+              </w:rPr>
+              <w:t>GT-CQ</w:t>
+            </w:r>
+          </w:p>
+        </w:tc>
+        <w:tc>
+          <w:tcPr>
+            <w:tcW w:type="dxa" w:w="4706"/>
+          </w:tcPr>
+          <w:p>
+            <w:r>
+              <w:rPr>
+                <w:b w:val="0"/>
+                <w:i w:val="0"/>
+                <w:sz w:val="17"/>
+              </w:rPr>
+              <w:t>La raison principale que DAHABA DIANKA n'a pas été à l'école entre 2024/2025 est N AVAIT PAS L AGE REQUIS et semble exister dans les modalités, prière de prendre attache avec le QG pour plus d'explication afin de la classer bien.</w:t>
+            </w:r>
+          </w:p>
+        </w:tc>
+      </w:tr>
+      <w:tr>
+        <w:tc>
+          <w:tcPr>
+            <w:tcW w:type="dxa" w:w="964"/>
+          </w:tcPr>
+          <w:p>
+            <w:r>
+              <w:rPr>
+                <w:b/>
+                <w:i w:val="0"/>
+                <w:color w:val="EA580C"/>
+                <w:sz w:val="16"/>
+              </w:rPr>
+              <w:t>Moyenne</w:t>
+            </w:r>
+          </w:p>
+        </w:tc>
+        <w:tc>
+          <w:tcPr>
+            <w:tcW w:type="dxa" w:w="1247"/>
+          </w:tcPr>
+          <w:p>
+            <w:r>
+              <w:rPr>
+                <w:b/>
+                <w:i w:val="0"/>
+                <w:sz w:val="16"/>
+              </w:rPr>
+              <w:t>S02</w:t>
+              <w:br/>
+            </w:r>
+            <w:r>
+              <w:rPr>
+                <w:b w:val="0"/>
+                <w:i w:val="0"/>
+                <w:color w:val="64748B"/>
+                <w:sz w:val="14"/>
+              </w:rPr>
+              <w:t>Éducation</w:t>
+            </w:r>
+          </w:p>
+        </w:tc>
+        <w:tc>
+          <w:tcPr>
+            <w:tcW w:type="dxa" w:w="1531"/>
+          </w:tcPr>
+          <w:p>
+            <w:r>
+              <w:rPr>
+                <w:b/>
+                <w:i w:val="0"/>
+                <w:color w:val="16A34A"/>
+                <w:sz w:val="16"/>
+              </w:rPr>
+              <w:t>—</w:t>
+            </w:r>
+          </w:p>
+        </w:tc>
+        <w:tc>
+          <w:tcPr>
+            <w:tcW w:type="dxa" w:w="1191"/>
+          </w:tcPr>
+          <w:p>
+            <w:r>
+              <w:rPr>
+                <w:b w:val="0"/>
+                <w:i w:val="0"/>
+                <w:color w:val="64748B"/>
+                <w:sz w:val="16"/>
+              </w:rPr>
+              <w:t>GT-CQ</w:t>
+            </w:r>
+          </w:p>
+        </w:tc>
+        <w:tc>
+          <w:tcPr>
+            <w:tcW w:type="dxa" w:w="4706"/>
+          </w:tcPr>
+          <w:p>
+            <w:r>
+              <w:rPr>
+                <w:b w:val="0"/>
+                <w:i w:val="0"/>
+                <w:sz w:val="17"/>
+              </w:rPr>
+              <w:t>Le montant des frais de cantines ou de restauration (1000 FCFA) pour l'année scolaire de MARIAMA DIANKA qui fréquente 5ème année de Primaire  semble faible.</w:t>
+            </w:r>
+          </w:p>
+        </w:tc>
+      </w:tr>
+      <w:tr>
+        <w:tc>
+          <w:tcPr>
+            <w:tcW w:type="dxa" w:w="964"/>
+          </w:tcPr>
+          <w:p>
+            <w:r>
+              <w:rPr>
+                <w:b/>
+                <w:i w:val="0"/>
+                <w:color w:val="EA580C"/>
+                <w:sz w:val="16"/>
+              </w:rPr>
+              <w:t>Moyenne</w:t>
+            </w:r>
+          </w:p>
+        </w:tc>
+        <w:tc>
+          <w:tcPr>
+            <w:tcW w:type="dxa" w:w="1247"/>
+          </w:tcPr>
+          <w:p>
+            <w:r>
+              <w:rPr>
+                <w:b/>
+                <w:i w:val="0"/>
+                <w:sz w:val="16"/>
+              </w:rPr>
+              <w:t>S04</w:t>
+              <w:br/>
+            </w:r>
+            <w:r>
+              <w:rPr>
+                <w:b w:val="0"/>
+                <w:i w:val="0"/>
+                <w:color w:val="64748B"/>
+                <w:sz w:val="14"/>
+              </w:rPr>
+              <w:t>Emploi</w:t>
+            </w:r>
+          </w:p>
+        </w:tc>
+        <w:tc>
+          <w:tcPr>
+            <w:tcW w:type="dxa" w:w="1531"/>
+          </w:tcPr>
+          <w:p>
+            <w:r>
+              <w:rPr>
+                <w:b/>
+                <w:i w:val="0"/>
+                <w:color w:val="16A34A"/>
+                <w:sz w:val="16"/>
+              </w:rPr>
+              <w:t>—</w:t>
+            </w:r>
+          </w:p>
+        </w:tc>
+        <w:tc>
+          <w:tcPr>
+            <w:tcW w:type="dxa" w:w="1191"/>
+          </w:tcPr>
+          <w:p>
+            <w:r>
+              <w:rPr>
+                <w:b w:val="0"/>
+                <w:i w:val="0"/>
+                <w:color w:val="64748B"/>
+                <w:sz w:val="16"/>
+              </w:rPr>
+              <w:t>GT-CQ</w:t>
+            </w:r>
+          </w:p>
+        </w:tc>
+        <w:tc>
+          <w:tcPr>
+            <w:tcW w:type="dxa" w:w="4706"/>
+          </w:tcPr>
+          <w:p>
+            <w:r>
+              <w:rPr>
+                <w:b w:val="0"/>
+                <w:i w:val="0"/>
+                <w:sz w:val="17"/>
+              </w:rPr>
+              <w:t>Attention ! Le nombre de jours (5 jours) que MOUSSA DIANKA a travaillés par mois semble être inférieur à 15.</w:t>
+            </w:r>
+          </w:p>
+        </w:tc>
+      </w:tr>
+      <w:tr>
+        <w:tc>
+          <w:tcPr>
+            <w:tcW w:type="dxa" w:w="964"/>
+          </w:tcPr>
+          <w:p>
+            <w:r>
+              <w:rPr>
+                <w:b/>
+                <w:i w:val="0"/>
+                <w:color w:val="EA580C"/>
+                <w:sz w:val="16"/>
+              </w:rPr>
+              <w:t>Moyenne</w:t>
+            </w:r>
+          </w:p>
+        </w:tc>
+        <w:tc>
+          <w:tcPr>
+            <w:tcW w:type="dxa" w:w="1247"/>
+          </w:tcPr>
+          <w:p>
+            <w:r>
+              <w:rPr>
+                <w:b/>
+                <w:i w:val="0"/>
+                <w:sz w:val="16"/>
+              </w:rPr>
+              <w:t>S04</w:t>
+              <w:br/>
+            </w:r>
+            <w:r>
+              <w:rPr>
+                <w:b w:val="0"/>
+                <w:i w:val="0"/>
+                <w:color w:val="64748B"/>
+                <w:sz w:val="14"/>
+              </w:rPr>
+              <w:t>Emploi</w:t>
+            </w:r>
+          </w:p>
+        </w:tc>
+        <w:tc>
+          <w:tcPr>
+            <w:tcW w:type="dxa" w:w="1531"/>
+          </w:tcPr>
+          <w:p>
+            <w:r>
+              <w:rPr>
+                <w:b/>
+                <w:i w:val="0"/>
+                <w:color w:val="16A34A"/>
+                <w:sz w:val="16"/>
+              </w:rPr>
+              <w:t>—</w:t>
+            </w:r>
+          </w:p>
+        </w:tc>
+        <w:tc>
+          <w:tcPr>
+            <w:tcW w:type="dxa" w:w="1191"/>
+          </w:tcPr>
+          <w:p>
+            <w:r>
+              <w:rPr>
+                <w:b w:val="0"/>
+                <w:i w:val="0"/>
+                <w:color w:val="64748B"/>
+                <w:sz w:val="16"/>
+              </w:rPr>
+              <w:t>GT-CQ</w:t>
+            </w:r>
+          </w:p>
+        </w:tc>
+        <w:tc>
+          <w:tcPr>
+            <w:tcW w:type="dxa" w:w="4706"/>
+          </w:tcPr>
+          <w:p>
+            <w:r>
+              <w:rPr>
+                <w:b w:val="0"/>
+                <w:i w:val="0"/>
+                <w:sz w:val="17"/>
+              </w:rPr>
+              <w:t>Veuillez, s'il vous plaît, confirmer cette information.</w:t>
+            </w:r>
+          </w:p>
+        </w:tc>
+      </w:tr>
+      <w:tr>
+        <w:tc>
+          <w:tcPr>
+            <w:tcW w:type="dxa" w:w="964"/>
+          </w:tcPr>
+          <w:p>
+            <w:r>
+              <w:rPr>
+                <w:b/>
+                <w:i w:val="0"/>
+                <w:color w:val="EA580C"/>
+                <w:sz w:val="16"/>
+              </w:rPr>
+              <w:t>Moyenne</w:t>
+            </w:r>
+          </w:p>
+        </w:tc>
+        <w:tc>
+          <w:tcPr>
+            <w:tcW w:type="dxa" w:w="1247"/>
+          </w:tcPr>
+          <w:p>
+            <w:r>
+              <w:rPr>
+                <w:b/>
+                <w:i w:val="0"/>
+                <w:sz w:val="16"/>
+              </w:rPr>
+              <w:t>S04</w:t>
+              <w:br/>
+            </w:r>
+            <w:r>
+              <w:rPr>
+                <w:b w:val="0"/>
+                <w:i w:val="0"/>
+                <w:color w:val="64748B"/>
+                <w:sz w:val="14"/>
+              </w:rPr>
+              <w:t>Emploi</w:t>
+            </w:r>
+          </w:p>
+        </w:tc>
+        <w:tc>
+          <w:tcPr>
+            <w:tcW w:type="dxa" w:w="1531"/>
+          </w:tcPr>
+          <w:p>
+            <w:r>
+              <w:rPr>
+                <w:b/>
+                <w:i w:val="0"/>
+                <w:color w:val="16A34A"/>
+                <w:sz w:val="16"/>
+              </w:rPr>
+              <w:t>s01q47__1, s01q47__2, s01q47__3, s01q47__4, s01q47__5, s01q47__6, s01q47__7, s02q15</w:t>
+            </w:r>
+          </w:p>
+        </w:tc>
+        <w:tc>
+          <w:tcPr>
+            <w:tcW w:type="dxa" w:w="1191"/>
+          </w:tcPr>
+          <w:p>
+            <w:r>
+              <w:rPr>
+                <w:b w:val="0"/>
+                <w:i w:val="0"/>
+                <w:color w:val="64748B"/>
+                <w:sz w:val="16"/>
+              </w:rPr>
+              <w:t>GT-CQ</w:t>
+            </w:r>
+          </w:p>
+        </w:tc>
+        <w:tc>
+          <w:tcPr>
+            <w:tcW w:type="dxa" w:w="4706"/>
+          </w:tcPr>
+          <w:p>
+            <w:r>
+              <w:rPr>
+                <w:b w:val="0"/>
+                <w:i w:val="0"/>
+                <w:sz w:val="17"/>
+              </w:rPr>
+              <w:t>Attention! le nombre d'heure (3 heures) que MOUSSA DIANKA a travaillé par jour semble faible, veuillez s'il vous plait confirmer cette information avec le QG.</w:t>
+            </w:r>
+          </w:p>
+        </w:tc>
+      </w:tr>
+      <w:tr>
+        <w:tc>
+          <w:tcPr>
+            <w:tcW w:type="dxa" w:w="964"/>
+          </w:tcPr>
+          <w:p>
+            <w:r>
+              <w:rPr>
+                <w:b/>
+                <w:i w:val="0"/>
+                <w:color w:val="EA580C"/>
+                <w:sz w:val="16"/>
+              </w:rPr>
+              <w:t>Moyenne</w:t>
             </w:r>
           </w:p>
         </w:tc>
@@ -1354,7 +3334,7 @@
                 <w:color w:val="16A34A"/>
                 <w:sz w:val="16"/>
               </w:rPr>
-              <w:t>s00q27, s01q00a, s01q12, s01q13, s02q04, s03q11, s03q12, s01q01</w:t>
+              <w:t>—</w:t>
             </w:r>
           </w:p>
         </w:tc>
@@ -1385,7 +3365,7 @@
                 <w:i w:val="0"/>
                 <w:sz w:val="17"/>
               </w:rPr>
-              <w:t>Avertissement!!! Le ménage a consommé 140 miche de Petit de Pain traditionnel (tapalapa)  ce qui semble incoherent pour une consommation aucours des 7 derniers jours, prière de verifier et corriger.</w:t>
+              <w:t>Attention ! La dépense du répas pris à l'ensemble du ménage de SAMBA DIANKA (4750 Fcfa) au cours de 7 derniers jours est relativement élevé.</w:t>
             </w:r>
           </w:p>
         </w:tc>
@@ -1400,10 +3380,10 @@
               <w:rPr>
                 <w:b/>
                 <w:i w:val="0"/>
-                <w:color w:val="DC2626"/>
-                <w:sz w:val="16"/>
-              </w:rPr>
-              <w:t>Haute</w:t>
+                <w:color w:val="EA580C"/>
+                <w:sz w:val="16"/>
+              </w:rPr>
+              <w:t>Moyenne</w:t>
             </w:r>
           </w:p>
         </w:tc>
@@ -1444,7 +3424,7 @@
                 <w:color w:val="16A34A"/>
                 <w:sz w:val="16"/>
               </w:rPr>
-              <w:t>s00q27, s01q00a, s01q12, s01q13, s02q04, s03q11, s03q12, s01q01</w:t>
+              <w:t>—</w:t>
             </w:r>
           </w:p>
         </w:tc>
@@ -1475,7 +3455,7 @@
                 <w:i w:val="0"/>
                 <w:sz w:val="17"/>
               </w:rPr>
-              <w:t>Avertissement!!! Le ménage a consommé 49 Sachets industriel de Petit de Thé soluble ou infusion  ce qui semble incoherent pour une consommation aucours des 7 derniers jours, prière de verifier et corriger.</w:t>
+              <w:t>Prière de corriger ou de confirmer avec le QG.</w:t>
             </w:r>
           </w:p>
         </w:tc>
@@ -1490,10 +3470,10 @@
               <w:rPr>
                 <w:b/>
                 <w:i w:val="0"/>
-                <w:color w:val="DC2626"/>
-                <w:sz w:val="16"/>
-              </w:rPr>
-              <w:t>Haute</w:t>
+                <w:color w:val="EA580C"/>
+                <w:sz w:val="16"/>
+              </w:rPr>
+              <w:t>Moyenne</w:t>
             </w:r>
           </w:p>
         </w:tc>
@@ -1534,7 +3514,7 @@
                 <w:color w:val="16A34A"/>
                 <w:sz w:val="16"/>
               </w:rPr>
-              <w:t>s01q28, s01q29, s01q30, s02q01__1, s02q02__1, s02q03__1, s02q15, s03q18</w:t>
+              <w:t>—</w:t>
             </w:r>
           </w:p>
         </w:tc>
@@ -1565,7 +3545,7 @@
                 <w:i w:val="0"/>
                 <w:sz w:val="17"/>
               </w:rPr>
-              <w:t>Avertissement!! Les quantités du Thé soluble ou infusion consommées en Sachets industriel semble incoherent car les ménages consomment géneralement en sachet ou en paquet, prière de corriger ou confirmer avec le QG.</w:t>
+              <w:t>Attention ! La dépense du répas pris à l'extérieur de KADIDIA DIANKA (500 Fcfa) au cours de 7 derniers jours est relativement élevé.</w:t>
             </w:r>
           </w:p>
         </w:tc>
@@ -1580,10 +3560,10 @@
               <w:rPr>
                 <w:b/>
                 <w:i w:val="0"/>
-                <w:color w:val="DC2626"/>
-                <w:sz w:val="16"/>
-              </w:rPr>
-              <w:t>Haute</w:t>
+                <w:color w:val="EA580C"/>
+                <w:sz w:val="16"/>
+              </w:rPr>
+              <w:t>Moyenne</w:t>
             </w:r>
           </w:p>
         </w:tc>
@@ -1624,7 +3604,7 @@
                 <w:color w:val="16A34A"/>
                 <w:sz w:val="16"/>
               </w:rPr>
-              <w:t>s00q27, s01q00a, s01q12, s01q13, s02q04, s03q11, s03q12, s01q01</w:t>
+              <w:t>—</w:t>
             </w:r>
           </w:p>
         </w:tc>
@@ -1655,7 +3635,7 @@
                 <w:i w:val="0"/>
                 <w:sz w:val="17"/>
               </w:rPr>
-              <w:t>Avertissement!!! Le ménage a consommé 55 Pièce de Moyen de Poisson frais yaboye ou obo (sardinelle)  ce qui semble incoherent pour une consommation aucours des 7 derniers jours, prière de verifier et corriger.</w:t>
+              <w:t>Prière de corriger ou de confirmer avec le QG.</w:t>
             </w:r>
           </w:p>
         </w:tc>
@@ -1670,10 +3650,10 @@
               <w:rPr>
                 <w:b/>
                 <w:i w:val="0"/>
-                <w:color w:val="DC2626"/>
-                <w:sz w:val="16"/>
-              </w:rPr>
-              <w:t>Haute</w:t>
+                <w:color w:val="EA580C"/>
+                <w:sz w:val="16"/>
+              </w:rPr>
+              <w:t>Moyenne</w:t>
             </w:r>
           </w:p>
         </w:tc>
@@ -1714,7 +3694,7 @@
                 <w:color w:val="16A34A"/>
                 <w:sz w:val="16"/>
               </w:rPr>
-              <w:t>s00q27, s01q00a, s01q12, s01q13, s02q04, s03q11, s03q12, s01q01</w:t>
+              <w:t>—</w:t>
             </w:r>
           </w:p>
         </w:tc>
@@ -1745,7 +3725,7 @@
                 <w:i w:val="0"/>
                 <w:sz w:val="17"/>
               </w:rPr>
-              <w:t>Avertissement!!! Le ménage a consommé 56 Pièce de Moyen de Caramel, bonbons (tangal), confiseries, etc  ce qui semble incoherent pour une consommation aucours des 7 derniers jours, prière de verifier et corriger.</w:t>
+              <w:t>Attention ! La dépense du répas pris à l'extérieur de MARIAMA DIANKA (600 Fcfa) au cours de 7 derniers jours est relativement élevé.</w:t>
             </w:r>
           </w:p>
         </w:tc>
@@ -1760,10 +3740,10 @@
               <w:rPr>
                 <w:b/>
                 <w:i w:val="0"/>
-                <w:color w:val="DC2626"/>
-                <w:sz w:val="16"/>
-              </w:rPr>
-              <w:t>Haute</w:t>
+                <w:color w:val="EA580C"/>
+                <w:sz w:val="16"/>
+              </w:rPr>
+              <w:t>Moyenne</w:t>
             </w:r>
           </w:p>
         </w:tc>
@@ -1778,7 +3758,7 @@
                 <w:i w:val="0"/>
                 <w:sz w:val="16"/>
               </w:rPr>
-              <w:t>S19</w:t>
+              <w:t>S07</w:t>
               <w:br/>
             </w:r>
             <w:r>
@@ -1788,7 +3768,7 @@
                 <w:color w:val="64748B"/>
                 <w:sz w:val="14"/>
               </w:rPr>
-              <w:t>Entreprises non agricoles</w:t>
+              <w:t>Consommation alimentaire</w:t>
             </w:r>
           </w:p>
         </w:tc>
@@ -1804,7 +3784,7 @@
                 <w:color w:val="16A34A"/>
                 <w:sz w:val="16"/>
               </w:rPr>
-              <w:t>s02q02__1, s02q15, s02q17, s03q16, s04q27, s04q43, s04q63, s05q11</w:t>
+              <w:t>—</w:t>
             </w:r>
           </w:p>
         </w:tc>
@@ -1835,7 +3815,7 @@
                 <w:i w:val="0"/>
                 <w:sz w:val="17"/>
               </w:rPr>
-              <w:t>Incohérence!! Le prix d'achat de Houe/daba/hilaire ne doit pas être égal 0 même si le ménage l'a reçu en cadeau prière de leurs aider à faire une estimation.</w:t>
+              <w:t>Attention ! La dépense du répas pris à l'extérieur de MOUSSA DIANKA (100 Fcfa) au cours de 7 derniers jours est relativement élevé.</w:t>
             </w:r>
           </w:p>
         </w:tc>
@@ -1868,7 +3848,7 @@
                 <w:i w:val="0"/>
                 <w:sz w:val="16"/>
               </w:rPr>
-              <w:t>S00</w:t>
+              <w:t>S07</w:t>
               <w:br/>
             </w:r>
             <w:r>
@@ -1878,7 +3858,7 @@
                 <w:color w:val="64748B"/>
                 <w:sz w:val="14"/>
               </w:rPr>
-              <w:t>Identification</w:t>
+              <w:t>Consommation alimentaire</w:t>
             </w:r>
           </w:p>
         </w:tc>
@@ -1894,7 +3874,7 @@
                 <w:color w:val="16A34A"/>
                 <w:sz w:val="16"/>
               </w:rPr>
-              <w:t>s00q27</w:t>
+              <w:t>s01q23, s01q00b, s01q23_autre</w:t>
             </w:r>
           </w:p>
         </w:tc>
@@ -1925,7 +3905,7 @@
                 <w:i w:val="0"/>
                 <w:sz w:val="17"/>
               </w:rPr>
-              <w:t>Le questionnaire semble ne pas être complètement fini mais le questionnaire est en statut complet, prière de compléter le questionnaire.</w:t>
+              <w:t>La dernière fois que vous avez acheté Beignets de farine de boulangerie est VOISINE et semble exister dans les modalités, prière de prendre attache avec le QG pour plus d'explication afin de la classer bien.</w:t>
             </w:r>
           </w:p>
         </w:tc>
@@ -1958,7 +3938,7 @@
                 <w:i w:val="0"/>
                 <w:sz w:val="16"/>
               </w:rPr>
-              <w:t>S00</w:t>
+              <w:t>S07</w:t>
               <w:br/>
             </w:r>
             <w:r>
@@ -1968,7 +3948,7 @@
                 <w:color w:val="64748B"/>
                 <w:sz w:val="14"/>
               </w:rPr>
-              <w:t>Identification</w:t>
+              <w:t>Consommation alimentaire</w:t>
             </w:r>
           </w:p>
         </w:tc>
@@ -1984,7 +3964,7 @@
                 <w:color w:val="16A34A"/>
                 <w:sz w:val="16"/>
               </w:rPr>
-              <w:t>—</w:t>
+              <w:t>s01q23, s01q00b, s01q23_autre</w:t>
             </w:r>
           </w:p>
         </w:tc>
@@ -2015,7 +3995,7 @@
                 <w:i w:val="0"/>
                 <w:sz w:val="17"/>
               </w:rPr>
-              <w:t>L'adresse ou la localisation du ménage doit être bien renseignée, ne doit pas contenir des numéros de téléphone et elle semble courte pour être une adresse.</w:t>
+              <w:t>La dernière fois que vous avez acheté Madd, Zaban (Fole) est VOISINE et semble exister dans les modalités, prière de prendre attache avec le QG pour plus d'explication afin de la classer bien.</w:t>
             </w:r>
           </w:p>
         </w:tc>
@@ -2048,7 +4028,7 @@
                 <w:i w:val="0"/>
                 <w:sz w:val="16"/>
               </w:rPr>
-              <w:t>S00</w:t>
+              <w:t>S07</w:t>
               <w:br/>
             </w:r>
             <w:r>
@@ -2058,7 +4038,7 @@
                 <w:color w:val="64748B"/>
                 <w:sz w:val="14"/>
               </w:rPr>
-              <w:t>Identification</w:t>
+              <w:t>Consommation alimentaire</w:t>
             </w:r>
           </w:p>
         </w:tc>
@@ -2105,7 +4085,7 @@
                 <w:i w:val="0"/>
                 <w:sz w:val="17"/>
               </w:rPr>
-              <w:t>Prière de renseigner la bonne adresse.</w:t>
+              <w:t>prière de corriger ou de confirmer avec le QG.</w:t>
             </w:r>
           </w:p>
         </w:tc>
@@ -2138,7 +4118,7 @@
                 <w:i w:val="0"/>
                 <w:sz w:val="16"/>
               </w:rPr>
-              <w:t>S01</w:t>
+              <w:t>S07</w:t>
               <w:br/>
             </w:r>
             <w:r>
@@ -2148,7 +4128,7 @@
                 <w:color w:val="64748B"/>
                 <w:sz w:val="14"/>
               </w:rPr>
-              <w:t>Démographie</w:t>
+              <w:t>Consommation alimentaire</w:t>
             </w:r>
           </w:p>
         </w:tc>
@@ -2195,7 +4175,7 @@
                 <w:i w:val="0"/>
                 <w:sz w:val="17"/>
               </w:rPr>
-              <w:t>Prière de verifier l'information donnée par ADAMA DIANKA ou corriger au niveau de la section 1.</w:t>
+              <w:t>Attention ! Soupçons de quantité anormale! Le ménage de SAMBA DIANKA avec une taille de 16 personnes a consommé .16 Bouteille 33cl en taille unique de Vinaigre de vin (Rouge) qui est relativement élevé comme consommation par rapport à la condition de vie des autres ménages de même taille dans cette zone.</w:t>
             </w:r>
           </w:p>
         </w:tc>
@@ -2228,7 +4208,7 @@
                 <w:i w:val="0"/>
                 <w:sz w:val="16"/>
               </w:rPr>
-              <w:t>S01</w:t>
+              <w:t>S07</w:t>
               <w:br/>
             </w:r>
             <w:r>
@@ -2238,7 +4218,7 @@
                 <w:color w:val="64748B"/>
                 <w:sz w:val="14"/>
               </w:rPr>
-              <w:t>Démographie</w:t>
+              <w:t>Consommation alimentaire</w:t>
             </w:r>
           </w:p>
         </w:tc>
@@ -2285,7 +4265,7 @@
                 <w:i w:val="0"/>
                 <w:sz w:val="17"/>
               </w:rPr>
-              <w:t>Prière de verifier l'information donnée par MANTHIATA DIANKA ou corriger au niveau de la section 1.</w:t>
+              <w:t>Prière de corriger ou de confirmer avec le QG.</w:t>
             </w:r>
           </w:p>
         </w:tc>
@@ -2318,7 +4298,7 @@
                 <w:i w:val="0"/>
                 <w:sz w:val="16"/>
               </w:rPr>
-              <w:t>S01</w:t>
+              <w:t>S09</w:t>
               <w:br/>
             </w:r>
             <w:r>
@@ -2328,7 +4308,7 @@
                 <w:color w:val="64748B"/>
                 <w:sz w:val="14"/>
               </w:rPr>
-              <w:t>Démographie</w:t>
+              <w:t>Dépenses non alimentaires</w:t>
             </w:r>
           </w:p>
         </w:tc>
@@ -2375,7 +4355,7 @@
                 <w:i w:val="0"/>
                 <w:sz w:val="17"/>
               </w:rPr>
-              <w:t>Prière de verifier l'information donnée par OUMAR DIANKA ou corriger au niveau de la section 1.</w:t>
+              <w:t>La dernière fois que vous avez acheté Salaire du personnel de maison (gardien, boy, chauffeur, cuisinier, etc.</w:t>
             </w:r>
           </w:p>
         </w:tc>
@@ -2408,7 +4388,7 @@
                 <w:i w:val="0"/>
                 <w:sz w:val="16"/>
               </w:rPr>
-              <w:t>S01</w:t>
+              <w:t>S09</w:t>
               <w:br/>
             </w:r>
             <w:r>
@@ -2418,7 +4398,7 @@
                 <w:color w:val="64748B"/>
                 <w:sz w:val="14"/>
               </w:rPr>
-              <w:t>Démographie</w:t>
+              <w:t>Dépenses non alimentaires</w:t>
             </w:r>
           </w:p>
         </w:tc>
@@ -2465,7 +4445,7 @@
                 <w:i w:val="0"/>
                 <w:sz w:val="17"/>
               </w:rPr>
-              <w:t>La raison principale pour laquelle que AMADOU DIANKA est venu vivre dans cette localité est POUR DES PROBLEMES DE SANTE et semble exister dans les modalités, prière de prendre attache avec le QG pour plus d'explication afin de la classer bien.</w:t>
+              <w:t>) est AU BERGER DU VILLAGE et semble exister dans les modalités, prière de prendre attache avec le QG pour plus d'explication afin de la classer bien.</w:t>
             </w:r>
           </w:p>
         </w:tc>
@@ -2498,7 +4478,7 @@
                 <w:i w:val="0"/>
                 <w:sz w:val="16"/>
               </w:rPr>
-              <w:t>S01</w:t>
+              <w:t>S09</w:t>
               <w:br/>
             </w:r>
             <w:r>
@@ -2508,7 +4488,7 @@
                 <w:color w:val="64748B"/>
                 <w:sz w:val="14"/>
               </w:rPr>
-              <w:t>Démographie</w:t>
+              <w:t>Dépenses non alimentaires</w:t>
             </w:r>
           </w:p>
         </w:tc>
@@ -2524,7 +4504,7 @@
                 <w:color w:val="16A34A"/>
                 <w:sz w:val="16"/>
               </w:rPr>
-              <w:t>s01q10_1</w:t>
+              <w:t>—</w:t>
             </w:r>
           </w:p>
         </w:tc>
@@ -2555,7 +4535,7 @@
                 <w:i w:val="0"/>
                 <w:sz w:val="17"/>
               </w:rPr>
-              <w:t>La taille du ménage lors de l'enquête principale (16) de ce ménage est inférieur à la taille du denombrement (20), prière de fournir des explications concrètes ou aller revisiter le ménage.</w:t>
+              <w:t>Attention ! La dépense du ménage de SAMBA DIANKA (2000 Fcfa) au cours de 30 derniers jours de Salaire du personnel de maison (gardien, boy, chauffeur, cuisinier, etc.</w:t>
             </w:r>
           </w:p>
         </w:tc>
@@ -2588,7 +4568,7 @@
                 <w:i w:val="0"/>
                 <w:sz w:val="16"/>
               </w:rPr>
-              <w:t>S02</w:t>
+              <w:t>S09</w:t>
               <w:br/>
             </w:r>
             <w:r>
@@ -2598,7 +4578,7 @@
                 <w:color w:val="64748B"/>
                 <w:sz w:val="14"/>
               </w:rPr>
-              <w:t>Éducation</w:t>
+              <w:t>Dépenses non alimentaires</w:t>
             </w:r>
           </w:p>
         </w:tc>
@@ -2645,7 +4625,7 @@
                 <w:i w:val="0"/>
                 <w:sz w:val="17"/>
               </w:rPr>
-              <w:t>veuillez, s'il vous plait, confirmer les frais de scolarité ( 5000 FCFA) payée de KADIDIA DIANKA avec le QG ou apporter les corrections nécessaires.</w:t>
+              <w:t>) est relativement élevé.</w:t>
             </w:r>
           </w:p>
         </w:tc>
@@ -2678,7 +4658,7 @@
                 <w:i w:val="0"/>
                 <w:sz w:val="16"/>
               </w:rPr>
-              <w:t>S02</w:t>
+              <w:t>S09</w:t>
               <w:br/>
             </w:r>
             <w:r>
@@ -2688,7 +4668,7 @@
                 <w:color w:val="64748B"/>
                 <w:sz w:val="14"/>
               </w:rPr>
-              <w:t>Éducation</w:t>
+              <w:t>Dépenses non alimentaires</w:t>
             </w:r>
           </w:p>
         </w:tc>
@@ -2735,7 +4715,7 @@
                 <w:i w:val="0"/>
                 <w:sz w:val="17"/>
               </w:rPr>
-              <w:t>Le montant des frais de cantines ou de restauration (1000 FCFA) pour l'année scolaire de MANTHIATA DIANKA qui fréquente 2ème année de Primaire  semble faible.</w:t>
+              <w:t>Prière de corriger ou de confirmer avec le QG.</w:t>
             </w:r>
           </w:p>
         </w:tc>
@@ -2768,7 +4748,7 @@
                 <w:i w:val="0"/>
                 <w:sz w:val="16"/>
               </w:rPr>
-              <w:t>S02</w:t>
+              <w:t>S09</w:t>
               <w:br/>
             </w:r>
             <w:r>
@@ -2778,7 +4758,7 @@
                 <w:color w:val="64748B"/>
                 <w:sz w:val="14"/>
               </w:rPr>
-              <w:t>Éducation</w:t>
+              <w:t>Dépenses non alimentaires</w:t>
             </w:r>
           </w:p>
         </w:tc>
@@ -2825,7 +4805,7 @@
                 <w:i w:val="0"/>
                 <w:sz w:val="17"/>
               </w:rPr>
-              <w:t>Veuillez, s'il vous plait, confirmer ces informations avec le QG ou apporter les corrections nécessaires.</w:t>
+              <w:t>Peu plausible! le montant de la dépense pour  Savon de ménage, lessive en poudre, détergents (eau de javel, etc.</w:t>
             </w:r>
           </w:p>
         </w:tc>
@@ -2858,7 +4838,7 @@
                 <w:i w:val="0"/>
                 <w:sz w:val="16"/>
               </w:rPr>
-              <w:t>S02</w:t>
+              <w:t>S09</w:t>
               <w:br/>
             </w:r>
             <w:r>
@@ -2868,7 +4848,7 @@
                 <w:color w:val="64748B"/>
                 <w:sz w:val="14"/>
               </w:rPr>
-              <w:t>Éducation</w:t>
+              <w:t>Dépenses non alimentaires</w:t>
             </w:r>
           </w:p>
         </w:tc>
@@ -2915,7 +4895,7 @@
                 <w:i w:val="0"/>
                 <w:sz w:val="17"/>
               </w:rPr>
-              <w:t>veuillez, s'il vous plait, confirmer les frais de scolarité ( 1000 FCFA) payée de OUMAR DIANKA avec le QG ou apporter les corrections nécessaires.</w:t>
+              <w:t>) semble trop élevé.</w:t>
             </w:r>
           </w:p>
         </w:tc>
@@ -2948,7 +4928,7 @@
                 <w:i w:val="0"/>
                 <w:sz w:val="16"/>
               </w:rPr>
-              <w:t>S02</w:t>
+              <w:t>S09</w:t>
               <w:br/>
             </w:r>
             <w:r>
@@ -2958,7 +4938,7 @@
                 <w:color w:val="64748B"/>
                 <w:sz w:val="14"/>
               </w:rPr>
-              <w:t>Éducation</w:t>
+              <w:t>Dépenses non alimentaires</w:t>
             </w:r>
           </w:p>
         </w:tc>
@@ -3005,7 +4985,7 @@
                 <w:i w:val="0"/>
                 <w:sz w:val="17"/>
               </w:rPr>
-              <w:t>Le montant des frais de cantines ou de restauration (1000 FCFA) pour l'année scolaire de OUMAR DIANKA qui fréquente 2ème année de Primaire  semble faible.</w:t>
+              <w:t>Veuillez, s'il vous plaît, confirmer cette information avec le QG ou la corriger.</w:t>
             </w:r>
           </w:p>
         </w:tc>
@@ -3038,7 +5018,7 @@
                 <w:i w:val="0"/>
                 <w:sz w:val="16"/>
               </w:rPr>
-              <w:t>S02</w:t>
+              <w:t>S09</w:t>
               <w:br/>
             </w:r>
             <w:r>
@@ -3048,7 +5028,7 @@
                 <w:color w:val="64748B"/>
                 <w:sz w:val="14"/>
               </w:rPr>
-              <w:t>Éducation</w:t>
+              <w:t>Dépenses non alimentaires</w:t>
             </w:r>
           </w:p>
         </w:tc>
@@ -3095,7 +5075,7 @@
                 <w:i w:val="0"/>
                 <w:sz w:val="17"/>
               </w:rPr>
-              <w:t>Prière de vous adresser à AMADOU DIANKA pour avoir l'année exacte.</w:t>
+              <w:t>Attention ! La dépense du ménage de SAMBA DIANKA (16500 Fcfa) au cours de 30 derniers jours de Savon de ménage, lessive en poudre, détergents (eau de javel, etc.</w:t>
             </w:r>
           </w:p>
         </w:tc>
@@ -3128,7 +5108,7 @@
                 <w:i w:val="0"/>
                 <w:sz w:val="16"/>
               </w:rPr>
-              <w:t>S02</w:t>
+              <w:t>S09</w:t>
               <w:br/>
             </w:r>
             <w:r>
@@ -3138,7 +5118,7 @@
                 <w:color w:val="64748B"/>
                 <w:sz w:val="14"/>
               </w:rPr>
-              <w:t>Éducation</w:t>
+              <w:t>Dépenses non alimentaires</w:t>
             </w:r>
           </w:p>
         </w:tc>
@@ -3154,7 +5134,7 @@
                 <w:color w:val="16A34A"/>
                 <w:sz w:val="16"/>
               </w:rPr>
-              <w:t>s01q23, s01q00b, s01q23_autre</w:t>
+              <w:t>—</w:t>
             </w:r>
           </w:p>
         </w:tc>
@@ -3185,7 +5165,7 @@
                 <w:i w:val="0"/>
                 <w:sz w:val="17"/>
               </w:rPr>
-              <w:t>La raison principale que DAHABA DIANKA n'a pas été à l'école entre 2024/2025 est N AVAIT PAS L AGE REQUIS et semble exister dans les modalités, prière de prendre attache avec le QG pour plus d'explication afin de la classer bien.</w:t>
+              <w:t>Attention ! La dépense du ménage de SAMBA DIANKA (1250 Fcfa) au cours de 3 derniers mois de Brosse à dents est relativement élevé.</w:t>
             </w:r>
           </w:p>
         </w:tc>
@@ -3218,7 +5198,7 @@
                 <w:i w:val="0"/>
                 <w:sz w:val="16"/>
               </w:rPr>
-              <w:t>S02</w:t>
+              <w:t>S09</w:t>
               <w:br/>
             </w:r>
             <w:r>
@@ -3228,7 +5208,7 @@
                 <w:color w:val="64748B"/>
                 <w:sz w:val="14"/>
               </w:rPr>
-              <w:t>Éducation</w:t>
+              <w:t>Dépenses non alimentaires</w:t>
             </w:r>
           </w:p>
         </w:tc>
@@ -3275,7 +5255,7 @@
                 <w:i w:val="0"/>
                 <w:sz w:val="17"/>
               </w:rPr>
-              <w:t>Le montant des frais de cantines ou de restauration (1000 FCFA) pour l'année scolaire de MARIAMA DIANKA qui fréquente 5ème année de Primaire  semble faible.</w:t>
+              <w:t>Prière de corriger ou de confirmer avec le QG.</w:t>
             </w:r>
           </w:p>
         </w:tc>
@@ -3308,7 +5288,7 @@
                 <w:i w:val="0"/>
                 <w:sz w:val="16"/>
               </w:rPr>
-              <w:t>S04</w:t>
+              <w:t>S09</w:t>
               <w:br/>
             </w:r>
             <w:r>
@@ -3318,7 +5298,7 @@
                 <w:color w:val="64748B"/>
                 <w:sz w:val="14"/>
               </w:rPr>
-              <w:t>Emploi</w:t>
+              <w:t>Dépenses non alimentaires</w:t>
             </w:r>
           </w:p>
         </w:tc>
@@ -3365,7 +5345,7 @@
                 <w:i w:val="0"/>
                 <w:sz w:val="17"/>
               </w:rPr>
-              <w:t>Attention ! Le nombre de jours (5 jours) que MOUSSA DIANKA a travaillés par mois semble être inférieur à 15.</w:t>
+              <w:t>Attention ! La dépense du ménage de SAMBA DIANKA (14000 Fcfa) au cours de 3 derniers mois de Contraceptifs est relativement élevé.</w:t>
             </w:r>
           </w:p>
         </w:tc>
@@ -3398,7 +5378,7 @@
                 <w:i w:val="0"/>
                 <w:sz w:val="16"/>
               </w:rPr>
-              <w:t>S04</w:t>
+              <w:t>S09</w:t>
               <w:br/>
             </w:r>
             <w:r>
@@ -3408,7 +5388,7 @@
                 <w:color w:val="64748B"/>
                 <w:sz w:val="14"/>
               </w:rPr>
-              <w:t>Emploi</w:t>
+              <w:t>Dépenses non alimentaires</w:t>
             </w:r>
           </w:p>
         </w:tc>
@@ -3455,7 +5435,7 @@
                 <w:i w:val="0"/>
                 <w:sz w:val="17"/>
               </w:rPr>
-              <w:t>Veuillez, s'il vous plaît, confirmer cette information.</w:t>
+              <w:t>Attention ! La dépense du ménage de SAMBA DIANKA (13000 Fcfa) au cours de 6 derniers mois de Tissus d'habillement: tissus pagne, tissu pagne du tisserand, tissu synthétique, etc.</w:t>
             </w:r>
           </w:p>
         </w:tc>
@@ -3488,7 +5468,7 @@
                 <w:i w:val="0"/>
                 <w:sz w:val="16"/>
               </w:rPr>
-              <w:t>S04</w:t>
+              <w:t>S09</w:t>
               <w:br/>
             </w:r>
             <w:r>
@@ -3498,7 +5478,7 @@
                 <w:color w:val="64748B"/>
                 <w:sz w:val="14"/>
               </w:rPr>
-              <w:t>Emploi</w:t>
+              <w:t>Dépenses non alimentaires</w:t>
             </w:r>
           </w:p>
         </w:tc>
@@ -3514,7 +5494,7 @@
                 <w:color w:val="16A34A"/>
                 <w:sz w:val="16"/>
               </w:rPr>
-              <w:t>s01q47__1, s01q47__2, s01q47__3, s01q47__4, s01q47__5, s01q47__6, s01q47__7, s02q15</w:t>
+              <w:t>—</w:t>
             </w:r>
           </w:p>
         </w:tc>
@@ -3545,7 +5525,7 @@
                 <w:i w:val="0"/>
                 <w:sz w:val="17"/>
               </w:rPr>
-              <w:t>Attention! le nombre d'heure (3 heures) que MOUSSA DIANKA a travaillé par jour semble faible, veuillez s'il vous plait confirmer cette information avec le QG.</w:t>
+              <w:t>est relativement élevé.</w:t>
             </w:r>
           </w:p>
         </w:tc>
@@ -3578,7 +5558,7 @@
                 <w:i w:val="0"/>
                 <w:sz w:val="16"/>
               </w:rPr>
-              <w:t>S07</w:t>
+              <w:t>S09</w:t>
               <w:br/>
             </w:r>
             <w:r>
@@ -3588,7 +5568,7 @@
                 <w:color w:val="64748B"/>
                 <w:sz w:val="14"/>
               </w:rPr>
-              <w:t>Consommation alimentaire</w:t>
+              <w:t>Dépenses non alimentaires</w:t>
             </w:r>
           </w:p>
         </w:tc>
@@ -3635,7 +5615,7 @@
                 <w:i w:val="0"/>
                 <w:sz w:val="17"/>
               </w:rPr>
-              <w:t>Attention ! La dépense du répas pris à l'ensemble du ménage de SAMBA DIANKA (4750 Fcfa) au cours de 7 derniers jours est relativement élevé.</w:t>
+              <w:t>Prière de corriger ou de confirmer avec le QG.</w:t>
             </w:r>
           </w:p>
         </w:tc>
@@ -3668,7 +5648,7 @@
                 <w:i w:val="0"/>
                 <w:sz w:val="16"/>
               </w:rPr>
-              <w:t>S07</w:t>
+              <w:t>S09</w:t>
               <w:br/>
             </w:r>
             <w:r>
@@ -3678,7 +5658,7 @@
                 <w:color w:val="64748B"/>
                 <w:sz w:val="14"/>
               </w:rPr>
-              <w:t>Consommation alimentaire</w:t>
+              <w:t>Dépenses non alimentaires</w:t>
             </w:r>
           </w:p>
         </w:tc>
@@ -3725,7 +5705,7 @@
                 <w:i w:val="0"/>
                 <w:sz w:val="17"/>
               </w:rPr>
-              <w:t>Prière de corriger ou de confirmer avec le QG.</w:t>
+              <w:t>Attention ! La dépense du ménage de SAMBA DIANKA (15000 Fcfa) au cours de 6 derniers mois de Frais de confection et de réparation de vêtements femme: robe, pantalon, jupe, ensemble, réparation, location, etc.</w:t>
             </w:r>
           </w:p>
         </w:tc>
@@ -3758,7 +5738,7 @@
                 <w:i w:val="0"/>
                 <w:sz w:val="16"/>
               </w:rPr>
-              <w:t>S07</w:t>
+              <w:t>S09</w:t>
               <w:br/>
             </w:r>
             <w:r>
@@ -3768,7 +5748,7 @@
                 <w:color w:val="64748B"/>
                 <w:sz w:val="14"/>
               </w:rPr>
-              <w:t>Consommation alimentaire</w:t>
+              <w:t>Dépenses non alimentaires</w:t>
             </w:r>
           </w:p>
         </w:tc>
@@ -3815,7 +5795,7 @@
                 <w:i w:val="0"/>
                 <w:sz w:val="17"/>
               </w:rPr>
-              <w:t>Attention ! La dépense du répas pris à l'extérieur de KADIDIA DIANKA (500 Fcfa) au cours de 7 derniers jours est relativement élevé.</w:t>
+              <w:t>Attention ! La dépense du ménage de SAMBA DIANKA (19500 Fcfa) au cours de 6 derniers mois de Parfums est relativement élevé.</w:t>
             </w:r>
           </w:p>
         </w:tc>
@@ -3848,7 +5828,7 @@
                 <w:i w:val="0"/>
                 <w:sz w:val="16"/>
               </w:rPr>
-              <w:t>S07</w:t>
+              <w:t>S09</w:t>
               <w:br/>
             </w:r>
             <w:r>
@@ -3858,7 +5838,7 @@
                 <w:color w:val="64748B"/>
                 <w:sz w:val="14"/>
               </w:rPr>
-              <w:t>Consommation alimentaire</w:t>
+              <w:t>Dépenses non alimentaires</w:t>
             </w:r>
           </w:p>
         </w:tc>
@@ -3905,7 +5885,7 @@
                 <w:i w:val="0"/>
                 <w:sz w:val="17"/>
               </w:rPr>
-              <w:t>Prière de corriger ou de confirmer avec le QG.</w:t>
+              <w:t>Attention ! La dépense du ménage de SAMBA DIANKA (2000 Fcfa) au cours de 6 derniers mois de Sous-vêtements femme (15 ans et plus): slip, jupon, tee shirt,soutien gorge, collant, etc.</w:t>
             </w:r>
           </w:p>
         </w:tc>
@@ -3938,7 +5918,7 @@
                 <w:i w:val="0"/>
                 <w:sz w:val="16"/>
               </w:rPr>
-              <w:t>S07</w:t>
+              <w:t>S09</w:t>
               <w:br/>
             </w:r>
             <w:r>
@@ -3948,7 +5928,7 @@
                 <w:color w:val="64748B"/>
                 <w:sz w:val="14"/>
               </w:rPr>
-              <w:t>Consommation alimentaire</w:t>
+              <w:t>Dépenses non alimentaires</w:t>
             </w:r>
           </w:p>
         </w:tc>
@@ -3995,7 +5975,7 @@
                 <w:i w:val="0"/>
                 <w:sz w:val="17"/>
               </w:rPr>
-              <w:t>Attention ! La dépense du répas pris à l'extérieur de MARIAMA DIANKA (600 Fcfa) au cours de 7 derniers jours est relativement élevé.</w:t>
+              <w:t>Attention ! La dépense du ménage de SAMBA DIANKA (4400 Fcfa) au cours de 6 derniers mois de Chaussures hommes est relativement élevé.</w:t>
             </w:r>
           </w:p>
         </w:tc>
@@ -4028,7 +6008,7 @@
                 <w:i w:val="0"/>
                 <w:sz w:val="16"/>
               </w:rPr>
-              <w:t>S07</w:t>
+              <w:t>S09</w:t>
               <w:br/>
             </w:r>
             <w:r>
@@ -4038,7 +6018,7 @@
                 <w:color w:val="64748B"/>
                 <w:sz w:val="14"/>
               </w:rPr>
-              <w:t>Consommation alimentaire</w:t>
+              <w:t>Dépenses non alimentaires</w:t>
             </w:r>
           </w:p>
         </w:tc>
@@ -4085,7 +6065,7 @@
                 <w:i w:val="0"/>
                 <w:sz w:val="17"/>
               </w:rPr>
-              <w:t>Attention ! La dépense du répas pris à l'extérieur de MOUSSA DIANKA (100 Fcfa) au cours de 7 derniers jours est relativement élevé.</w:t>
+              <w:t>La dernière fois que vous avez acheté Main-d'oeuvre et services d'entretien et de réparation courante du logement  (vidange fosse septique,main d'œuvre pour l'entretien du logement, etc.</w:t>
             </w:r>
           </w:p>
         </w:tc>
@@ -4118,7 +6098,7 @@
                 <w:i w:val="0"/>
                 <w:sz w:val="16"/>
               </w:rPr>
-              <w:t>S07</w:t>
+              <w:t>S09</w:t>
               <w:br/>
             </w:r>
             <w:r>
@@ -4128,7 +6108,7 @@
                 <w:color w:val="64748B"/>
                 <w:sz w:val="14"/>
               </w:rPr>
-              <w:t>Consommation alimentaire</w:t>
+              <w:t>Dépenses non alimentaires</w:t>
             </w:r>
           </w:p>
         </w:tc>
@@ -4175,7 +6155,7 @@
                 <w:i w:val="0"/>
                 <w:sz w:val="17"/>
               </w:rPr>
-              <w:t>La dernière fois que vous avez acheté Beignets de farine de boulangerie est VOISINE et semble exister dans les modalités, prière de prendre attache avec le QG pour plus d'explication afin de la classer bien.</w:t>
+              <w:t>) est MAÇON et semble exister dans les modalités, prière de prendre attache avec le QG pour plus d'explication afin de la classer bien.</w:t>
             </w:r>
           </w:p>
         </w:tc>
@@ -4208,7 +6188,7 @@
                 <w:i w:val="0"/>
                 <w:sz w:val="16"/>
               </w:rPr>
-              <w:t>S07</w:t>
+              <w:t>S09</w:t>
               <w:br/>
             </w:r>
             <w:r>
@@ -4218,7 +6198,7 @@
                 <w:color w:val="64748B"/>
                 <w:sz w:val="14"/>
               </w:rPr>
-              <w:t>Consommation alimentaire</w:t>
+              <w:t>Dépenses non alimentaires</w:t>
             </w:r>
           </w:p>
         </w:tc>
@@ -4234,7 +6214,7 @@
                 <w:color w:val="16A34A"/>
                 <w:sz w:val="16"/>
               </w:rPr>
-              <w:t>s01q23, s01q00b, s01q23_autre</w:t>
+              <w:t>—</w:t>
             </w:r>
           </w:p>
         </w:tc>
@@ -4265,7 +6245,7 @@
                 <w:i w:val="0"/>
                 <w:sz w:val="17"/>
               </w:rPr>
-              <w:t>La dernière fois que vous avez acheté Madd, Zaban (Fole) est VOISINE et semble exister dans les modalités, prière de prendre attache avec le QG pour plus d'explication afin de la classer bien.</w:t>
+              <w:t>Attention ! La dépense du ménage de SAMBA DIANKA (25000 Fcfa) au cours de 12 derniers mois de Main-d'oeuvre et services d'entretien et de réparation courante du logement  (vidange fosse septique,main d'œuvre pour l'entretien du logement, etc.</w:t>
             </w:r>
           </w:p>
         </w:tc>
@@ -4298,7 +6278,7 @@
                 <w:i w:val="0"/>
                 <w:sz w:val="16"/>
               </w:rPr>
-              <w:t>S07</w:t>
+              <w:t>S09</w:t>
               <w:br/>
             </w:r>
             <w:r>
@@ -4308,7 +6288,7 @@
                 <w:color w:val="64748B"/>
                 <w:sz w:val="14"/>
               </w:rPr>
-              <w:t>Consommation alimentaire</w:t>
+              <w:t>Dépenses non alimentaires</w:t>
             </w:r>
           </w:p>
         </w:tc>
@@ -4355,7 +6335,7 @@
                 <w:i w:val="0"/>
                 <w:sz w:val="17"/>
               </w:rPr>
-              <w:t>prière de corriger ou de confirmer avec le QG.</w:t>
+              <w:t>) est relativement élevé.</w:t>
             </w:r>
           </w:p>
         </w:tc>
@@ -4388,7 +6368,7 @@
                 <w:i w:val="0"/>
                 <w:sz w:val="16"/>
               </w:rPr>
-              <w:t>S07</w:t>
+              <w:t>S09</w:t>
               <w:br/>
             </w:r>
             <w:r>
@@ -4398,7 +6378,7 @@
                 <w:color w:val="64748B"/>
                 <w:sz w:val="14"/>
               </w:rPr>
-              <w:t>Consommation alimentaire</w:t>
+              <w:t>Dépenses non alimentaires</w:t>
             </w:r>
           </w:p>
         </w:tc>
@@ -4445,7 +6425,7 @@
                 <w:i w:val="0"/>
                 <w:sz w:val="17"/>
               </w:rPr>
-              <w:t>Attention ! Soupçons de quantité anormale! Le ménage de SAMBA DIANKA avec une taille de 16 personnes a consommé .16 Bouteille 33cl en taille unique de Vinaigre de vin (Rouge) qui est relativement élevé comme consommation par rapport à la condition de vie des autres ménages de même taille dans cette zone.</w:t>
+              <w:t>Prière de corriger ou de confirmer avec le QG.</w:t>
             </w:r>
           </w:p>
         </w:tc>
@@ -4478,7 +6458,7 @@
                 <w:i w:val="0"/>
                 <w:sz w:val="16"/>
               </w:rPr>
-              <w:t>S07</w:t>
+              <w:t>S09</w:t>
               <w:br/>
             </w:r>
             <w:r>
@@ -4488,7 +6468,7 @@
                 <w:color w:val="64748B"/>
                 <w:sz w:val="14"/>
               </w:rPr>
-              <w:t>Consommation alimentaire</w:t>
+              <w:t>Dépenses non alimentaires</w:t>
             </w:r>
           </w:p>
         </w:tc>
@@ -4535,7 +6515,7 @@
                 <w:i w:val="0"/>
                 <w:sz w:val="17"/>
               </w:rPr>
-              <w:t>Prière de corriger ou de confirmer avec le QG.</w:t>
+              <w:t>La dernière fois que vous avez acheté Matériel pour l'entretien et les petites réparations du logement (remplacement d'une tôle, d'une vitre, etc.</w:t>
             </w:r>
           </w:p>
         </w:tc>
@@ -4594,7 +6574,7 @@
                 <w:color w:val="16A34A"/>
                 <w:sz w:val="16"/>
               </w:rPr>
-              <w:t>—</w:t>
+              <w:t>s01q23, s01q00b, s01q23_autre</w:t>
             </w:r>
           </w:p>
         </w:tc>
@@ -4625,7 +6605,7 @@
                 <w:i w:val="0"/>
                 <w:sz w:val="17"/>
               </w:rPr>
-              <w:t>La dernière fois que vous avez acheté Salaire du personnel de maison (gardien, boy, chauffeur, cuisinier, etc.</w:t>
+              <w:t>) est MENAGE / PARTICULIER et semble exister dans les modalités, prière de prendre attache avec le QG pour plus d'explication afin de la classer bien.</w:t>
             </w:r>
           </w:p>
         </w:tc>
@@ -4684,7 +6664,7 @@
                 <w:color w:val="16A34A"/>
                 <w:sz w:val="16"/>
               </w:rPr>
-              <w:t>s01q23, s01q00b, s01q23_autre</w:t>
+              <w:t>—</w:t>
             </w:r>
           </w:p>
         </w:tc>
@@ -4715,7 +6695,7 @@
                 <w:i w:val="0"/>
                 <w:sz w:val="17"/>
               </w:rPr>
-              <w:t>) est AU BERGER DU VILLAGE et semble exister dans les modalités, prière de prendre attache avec le QG pour plus d'explication afin de la classer bien.</w:t>
+              <w:t>Attention ! La dépense du ménage de SAMBA DIANKA (54000 Fcfa) au cours de 12 derniers mois de Matériel pour l'entretien et les petites réparations du logement (remplacement d'une tôle, d'une vitre, etc.</w:t>
             </w:r>
           </w:p>
         </w:tc>
@@ -4805,7 +6785,7 @@
                 <w:i w:val="0"/>
                 <w:sz w:val="17"/>
               </w:rPr>
-              <w:t>Attention ! La dépense du ménage de SAMBA DIANKA (2000 Fcfa) au cours de 30 derniers jours de Salaire du personnel de maison (gardien, boy, chauffeur, cuisinier, etc.</w:t>
+              <w:t>Attention ! La dépense du ménage de SAMBA DIANKA (11000 Fcfa) au cours de 12 derniers mois de Vaisselle: assiettes, couteau, fourchette, cuillère, gobelets, verres, etc est relativement élevé.</w:t>
             </w:r>
           </w:p>
         </w:tc>
@@ -4895,7 +6875,7 @@
                 <w:i w:val="0"/>
                 <w:sz w:val="17"/>
               </w:rPr>
-              <w:t>) est relativement élevé.</w:t>
+              <w:t>Attention ! La dépense du ménage de SAMBA DIANKA (50000 Fcfa) au cours de 12 derniers mois de Lit, matelas, armoire et autres meubles de chambre à coucher est relativement élevé.</w:t>
             </w:r>
           </w:p>
         </w:tc>
@@ -4985,7 +6965,7 @@
                 <w:i w:val="0"/>
                 <w:sz w:val="17"/>
               </w:rPr>
-              <w:t>Prière de corriger ou de confirmer avec le QG.</w:t>
+              <w:t>Attention ! La dépense du ménage de SAMBA DIANKA (6000 Fcfa) au cours de 12 derniers mois de Autres ustensiles de ménage: seau, bouilloire, biberon, poubelle, tasses, cafétière non électrique, théière, calebasse, louche, jarre, canari, mortier, pilon, etc est relativement élevé.</w:t>
             </w:r>
           </w:p>
         </w:tc>
@@ -5018,7 +6998,7 @@
                 <w:i w:val="0"/>
                 <w:sz w:val="16"/>
               </w:rPr>
-              <w:t>S09</w:t>
+              <w:t>S10</w:t>
               <w:br/>
             </w:r>
             <w:r>
@@ -5028,7 +7008,7 @@
                 <w:color w:val="64748B"/>
                 <w:sz w:val="14"/>
               </w:rPr>
-              <w:t>Dépenses non alimentaires</w:t>
+              <w:t>Logement</w:t>
             </w:r>
           </w:p>
         </w:tc>
@@ -5044,7 +7024,7 @@
                 <w:color w:val="16A34A"/>
                 <w:sz w:val="16"/>
               </w:rPr>
-              <w:t>—</w:t>
+              <w:t>s00q07a, s00q08, s00q10, s00q13_0, s00q15_0, s00q17_0, s00q23a, s00q23b</w:t>
             </w:r>
           </w:p>
         </w:tc>
@@ -5075,2257 +7055,7 @@
                 <w:i w:val="0"/>
                 <w:sz w:val="17"/>
               </w:rPr>
-              <w:t>Peu plausible! le montant de la dépense pour  Savon de ménage, lessive en poudre, détergents (eau de javel, etc.</w:t>
-            </w:r>
-          </w:p>
-        </w:tc>
-      </w:tr>
-      <w:tr>
-        <w:tc>
-          <w:tcPr>
-            <w:tcW w:type="dxa" w:w="964"/>
-          </w:tcPr>
-          <w:p>
-            <w:r>
-              <w:rPr>
-                <w:b/>
-                <w:i w:val="0"/>
-                <w:color w:val="EA580C"/>
-                <w:sz w:val="16"/>
-              </w:rPr>
-              <w:t>Moyenne</w:t>
-            </w:r>
-          </w:p>
-        </w:tc>
-        <w:tc>
-          <w:tcPr>
-            <w:tcW w:type="dxa" w:w="1247"/>
-          </w:tcPr>
-          <w:p>
-            <w:r>
-              <w:rPr>
-                <w:b/>
-                <w:i w:val="0"/>
-                <w:sz w:val="16"/>
-              </w:rPr>
-              <w:t>S09</w:t>
-              <w:br/>
-            </w:r>
-            <w:r>
-              <w:rPr>
-                <w:b w:val="0"/>
-                <w:i w:val="0"/>
-                <w:color w:val="64748B"/>
-                <w:sz w:val="14"/>
-              </w:rPr>
-              <w:t>Dépenses non alimentaires</w:t>
-            </w:r>
-          </w:p>
-        </w:tc>
-        <w:tc>
-          <w:tcPr>
-            <w:tcW w:type="dxa" w:w="1531"/>
-          </w:tcPr>
-          <w:p>
-            <w:r>
-              <w:rPr>
-                <w:b/>
-                <w:i w:val="0"/>
-                <w:color w:val="16A34A"/>
-                <w:sz w:val="16"/>
-              </w:rPr>
-              <w:t>—</w:t>
-            </w:r>
-          </w:p>
-        </w:tc>
-        <w:tc>
-          <w:tcPr>
-            <w:tcW w:type="dxa" w:w="1191"/>
-          </w:tcPr>
-          <w:p>
-            <w:r>
-              <w:rPr>
-                <w:b w:val="0"/>
-                <w:i w:val="0"/>
-                <w:color w:val="64748B"/>
-                <w:sz w:val="16"/>
-              </w:rPr>
-              <w:t>GT-CQ</w:t>
-            </w:r>
-          </w:p>
-        </w:tc>
-        <w:tc>
-          <w:tcPr>
-            <w:tcW w:type="dxa" w:w="4706"/>
-          </w:tcPr>
-          <w:p>
-            <w:r>
-              <w:rPr>
-                <w:b w:val="0"/>
-                <w:i w:val="0"/>
-                <w:sz w:val="17"/>
-              </w:rPr>
-              <w:t>) semble trop élevé.</w:t>
-            </w:r>
-          </w:p>
-        </w:tc>
-      </w:tr>
-      <w:tr>
-        <w:tc>
-          <w:tcPr>
-            <w:tcW w:type="dxa" w:w="964"/>
-          </w:tcPr>
-          <w:p>
-            <w:r>
-              <w:rPr>
-                <w:b/>
-                <w:i w:val="0"/>
-                <w:color w:val="EA580C"/>
-                <w:sz w:val="16"/>
-              </w:rPr>
-              <w:t>Moyenne</w:t>
-            </w:r>
-          </w:p>
-        </w:tc>
-        <w:tc>
-          <w:tcPr>
-            <w:tcW w:type="dxa" w:w="1247"/>
-          </w:tcPr>
-          <w:p>
-            <w:r>
-              <w:rPr>
-                <w:b/>
-                <w:i w:val="0"/>
-                <w:sz w:val="16"/>
-              </w:rPr>
-              <w:t>S09</w:t>
-              <w:br/>
-            </w:r>
-            <w:r>
-              <w:rPr>
-                <w:b w:val="0"/>
-                <w:i w:val="0"/>
-                <w:color w:val="64748B"/>
-                <w:sz w:val="14"/>
-              </w:rPr>
-              <w:t>Dépenses non alimentaires</w:t>
-            </w:r>
-          </w:p>
-        </w:tc>
-        <w:tc>
-          <w:tcPr>
-            <w:tcW w:type="dxa" w:w="1531"/>
-          </w:tcPr>
-          <w:p>
-            <w:r>
-              <w:rPr>
-                <w:b/>
-                <w:i w:val="0"/>
-                <w:color w:val="16A34A"/>
-                <w:sz w:val="16"/>
-              </w:rPr>
-              <w:t>—</w:t>
-            </w:r>
-          </w:p>
-        </w:tc>
-        <w:tc>
-          <w:tcPr>
-            <w:tcW w:type="dxa" w:w="1191"/>
-          </w:tcPr>
-          <w:p>
-            <w:r>
-              <w:rPr>
-                <w:b w:val="0"/>
-                <w:i w:val="0"/>
-                <w:color w:val="64748B"/>
-                <w:sz w:val="16"/>
-              </w:rPr>
-              <w:t>GT-CQ</w:t>
-            </w:r>
-          </w:p>
-        </w:tc>
-        <w:tc>
-          <w:tcPr>
-            <w:tcW w:type="dxa" w:w="4706"/>
-          </w:tcPr>
-          <w:p>
-            <w:r>
-              <w:rPr>
-                <w:b w:val="0"/>
-                <w:i w:val="0"/>
-                <w:sz w:val="17"/>
-              </w:rPr>
-              <w:t>Veuillez, s'il vous plaît, confirmer cette information avec le QG ou la corriger.</w:t>
-            </w:r>
-          </w:p>
-        </w:tc>
-      </w:tr>
-      <w:tr>
-        <w:tc>
-          <w:tcPr>
-            <w:tcW w:type="dxa" w:w="964"/>
-          </w:tcPr>
-          <w:p>
-            <w:r>
-              <w:rPr>
-                <w:b/>
-                <w:i w:val="0"/>
-                <w:color w:val="EA580C"/>
-                <w:sz w:val="16"/>
-              </w:rPr>
-              <w:t>Moyenne</w:t>
-            </w:r>
-          </w:p>
-        </w:tc>
-        <w:tc>
-          <w:tcPr>
-            <w:tcW w:type="dxa" w:w="1247"/>
-          </w:tcPr>
-          <w:p>
-            <w:r>
-              <w:rPr>
-                <w:b/>
-                <w:i w:val="0"/>
-                <w:sz w:val="16"/>
-              </w:rPr>
-              <w:t>S09</w:t>
-              <w:br/>
-            </w:r>
-            <w:r>
-              <w:rPr>
-                <w:b w:val="0"/>
-                <w:i w:val="0"/>
-                <w:color w:val="64748B"/>
-                <w:sz w:val="14"/>
-              </w:rPr>
-              <w:t>Dépenses non alimentaires</w:t>
-            </w:r>
-          </w:p>
-        </w:tc>
-        <w:tc>
-          <w:tcPr>
-            <w:tcW w:type="dxa" w:w="1531"/>
-          </w:tcPr>
-          <w:p>
-            <w:r>
-              <w:rPr>
-                <w:b/>
-                <w:i w:val="0"/>
-                <w:color w:val="16A34A"/>
-                <w:sz w:val="16"/>
-              </w:rPr>
-              <w:t>—</w:t>
-            </w:r>
-          </w:p>
-        </w:tc>
-        <w:tc>
-          <w:tcPr>
-            <w:tcW w:type="dxa" w:w="1191"/>
-          </w:tcPr>
-          <w:p>
-            <w:r>
-              <w:rPr>
-                <w:b w:val="0"/>
-                <w:i w:val="0"/>
-                <w:color w:val="64748B"/>
-                <w:sz w:val="16"/>
-              </w:rPr>
-              <w:t>GT-CQ</w:t>
-            </w:r>
-          </w:p>
-        </w:tc>
-        <w:tc>
-          <w:tcPr>
-            <w:tcW w:type="dxa" w:w="4706"/>
-          </w:tcPr>
-          <w:p>
-            <w:r>
-              <w:rPr>
-                <w:b w:val="0"/>
-                <w:i w:val="0"/>
-                <w:sz w:val="17"/>
-              </w:rPr>
-              <w:t>Attention ! La dépense du ménage de SAMBA DIANKA (16500 Fcfa) au cours de 30 derniers jours de Savon de ménage, lessive en poudre, détergents (eau de javel, etc.</w:t>
-            </w:r>
-          </w:p>
-        </w:tc>
-      </w:tr>
-      <w:tr>
-        <w:tc>
-          <w:tcPr>
-            <w:tcW w:type="dxa" w:w="964"/>
-          </w:tcPr>
-          <w:p>
-            <w:r>
-              <w:rPr>
-                <w:b/>
-                <w:i w:val="0"/>
-                <w:color w:val="EA580C"/>
-                <w:sz w:val="16"/>
-              </w:rPr>
-              <w:t>Moyenne</w:t>
-            </w:r>
-          </w:p>
-        </w:tc>
-        <w:tc>
-          <w:tcPr>
-            <w:tcW w:type="dxa" w:w="1247"/>
-          </w:tcPr>
-          <w:p>
-            <w:r>
-              <w:rPr>
-                <w:b/>
-                <w:i w:val="0"/>
-                <w:sz w:val="16"/>
-              </w:rPr>
-              <w:t>S09</w:t>
-              <w:br/>
-            </w:r>
-            <w:r>
-              <w:rPr>
-                <w:b w:val="0"/>
-                <w:i w:val="0"/>
-                <w:color w:val="64748B"/>
-                <w:sz w:val="14"/>
-              </w:rPr>
-              <w:t>Dépenses non alimentaires</w:t>
-            </w:r>
-          </w:p>
-        </w:tc>
-        <w:tc>
-          <w:tcPr>
-            <w:tcW w:type="dxa" w:w="1531"/>
-          </w:tcPr>
-          <w:p>
-            <w:r>
-              <w:rPr>
-                <w:b/>
-                <w:i w:val="0"/>
-                <w:color w:val="16A34A"/>
-                <w:sz w:val="16"/>
-              </w:rPr>
-              <w:t>—</w:t>
-            </w:r>
-          </w:p>
-        </w:tc>
-        <w:tc>
-          <w:tcPr>
-            <w:tcW w:type="dxa" w:w="1191"/>
-          </w:tcPr>
-          <w:p>
-            <w:r>
-              <w:rPr>
-                <w:b w:val="0"/>
-                <w:i w:val="0"/>
-                <w:color w:val="64748B"/>
-                <w:sz w:val="16"/>
-              </w:rPr>
-              <w:t>GT-CQ</w:t>
-            </w:r>
-          </w:p>
-        </w:tc>
-        <w:tc>
-          <w:tcPr>
-            <w:tcW w:type="dxa" w:w="4706"/>
-          </w:tcPr>
-          <w:p>
-            <w:r>
-              <w:rPr>
-                <w:b w:val="0"/>
-                <w:i w:val="0"/>
-                <w:sz w:val="17"/>
-              </w:rPr>
-              <w:t>Attention ! La dépense du ménage de SAMBA DIANKA (1250 Fcfa) au cours de 3 derniers mois de Brosse à dents est relativement élevé.</w:t>
-            </w:r>
-          </w:p>
-        </w:tc>
-      </w:tr>
-      <w:tr>
-        <w:tc>
-          <w:tcPr>
-            <w:tcW w:type="dxa" w:w="964"/>
-          </w:tcPr>
-          <w:p>
-            <w:r>
-              <w:rPr>
-                <w:b/>
-                <w:i w:val="0"/>
-                <w:color w:val="EA580C"/>
-                <w:sz w:val="16"/>
-              </w:rPr>
-              <w:t>Moyenne</w:t>
-            </w:r>
-          </w:p>
-        </w:tc>
-        <w:tc>
-          <w:tcPr>
-            <w:tcW w:type="dxa" w:w="1247"/>
-          </w:tcPr>
-          <w:p>
-            <w:r>
-              <w:rPr>
-                <w:b/>
-                <w:i w:val="0"/>
-                <w:sz w:val="16"/>
-              </w:rPr>
-              <w:t>S09</w:t>
-              <w:br/>
-            </w:r>
-            <w:r>
-              <w:rPr>
-                <w:b w:val="0"/>
-                <w:i w:val="0"/>
-                <w:color w:val="64748B"/>
-                <w:sz w:val="14"/>
-              </w:rPr>
-              <w:t>Dépenses non alimentaires</w:t>
-            </w:r>
-          </w:p>
-        </w:tc>
-        <w:tc>
-          <w:tcPr>
-            <w:tcW w:type="dxa" w:w="1531"/>
-          </w:tcPr>
-          <w:p>
-            <w:r>
-              <w:rPr>
-                <w:b/>
-                <w:i w:val="0"/>
-                <w:color w:val="16A34A"/>
-                <w:sz w:val="16"/>
-              </w:rPr>
-              <w:t>—</w:t>
-            </w:r>
-          </w:p>
-        </w:tc>
-        <w:tc>
-          <w:tcPr>
-            <w:tcW w:type="dxa" w:w="1191"/>
-          </w:tcPr>
-          <w:p>
-            <w:r>
-              <w:rPr>
-                <w:b w:val="0"/>
-                <w:i w:val="0"/>
-                <w:color w:val="64748B"/>
-                <w:sz w:val="16"/>
-              </w:rPr>
-              <w:t>GT-CQ</w:t>
-            </w:r>
-          </w:p>
-        </w:tc>
-        <w:tc>
-          <w:tcPr>
-            <w:tcW w:type="dxa" w:w="4706"/>
-          </w:tcPr>
-          <w:p>
-            <w:r>
-              <w:rPr>
-                <w:b w:val="0"/>
-                <w:i w:val="0"/>
-                <w:sz w:val="17"/>
-              </w:rPr>
-              <w:t>Prière de corriger ou de confirmer avec le QG.</w:t>
-            </w:r>
-          </w:p>
-        </w:tc>
-      </w:tr>
-      <w:tr>
-        <w:tc>
-          <w:tcPr>
-            <w:tcW w:type="dxa" w:w="964"/>
-          </w:tcPr>
-          <w:p>
-            <w:r>
-              <w:rPr>
-                <w:b/>
-                <w:i w:val="0"/>
-                <w:color w:val="EA580C"/>
-                <w:sz w:val="16"/>
-              </w:rPr>
-              <w:t>Moyenne</w:t>
-            </w:r>
-          </w:p>
-        </w:tc>
-        <w:tc>
-          <w:tcPr>
-            <w:tcW w:type="dxa" w:w="1247"/>
-          </w:tcPr>
-          <w:p>
-            <w:r>
-              <w:rPr>
-                <w:b/>
-                <w:i w:val="0"/>
-                <w:sz w:val="16"/>
-              </w:rPr>
-              <w:t>S09</w:t>
-              <w:br/>
-            </w:r>
-            <w:r>
-              <w:rPr>
-                <w:b w:val="0"/>
-                <w:i w:val="0"/>
-                <w:color w:val="64748B"/>
-                <w:sz w:val="14"/>
-              </w:rPr>
-              <w:t>Dépenses non alimentaires</w:t>
-            </w:r>
-          </w:p>
-        </w:tc>
-        <w:tc>
-          <w:tcPr>
-            <w:tcW w:type="dxa" w:w="1531"/>
-          </w:tcPr>
-          <w:p>
-            <w:r>
-              <w:rPr>
-                <w:b/>
-                <w:i w:val="0"/>
-                <w:color w:val="16A34A"/>
-                <w:sz w:val="16"/>
-              </w:rPr>
-              <w:t>—</w:t>
-            </w:r>
-          </w:p>
-        </w:tc>
-        <w:tc>
-          <w:tcPr>
-            <w:tcW w:type="dxa" w:w="1191"/>
-          </w:tcPr>
-          <w:p>
-            <w:r>
-              <w:rPr>
-                <w:b w:val="0"/>
-                <w:i w:val="0"/>
-                <w:color w:val="64748B"/>
-                <w:sz w:val="16"/>
-              </w:rPr>
-              <w:t>GT-CQ</w:t>
-            </w:r>
-          </w:p>
-        </w:tc>
-        <w:tc>
-          <w:tcPr>
-            <w:tcW w:type="dxa" w:w="4706"/>
-          </w:tcPr>
-          <w:p>
-            <w:r>
-              <w:rPr>
-                <w:b w:val="0"/>
-                <w:i w:val="0"/>
-                <w:sz w:val="17"/>
-              </w:rPr>
-              <w:t>Attention ! La dépense du ménage de SAMBA DIANKA (14000 Fcfa) au cours de 3 derniers mois de Contraceptifs est relativement élevé.</w:t>
-            </w:r>
-          </w:p>
-        </w:tc>
-      </w:tr>
-      <w:tr>
-        <w:tc>
-          <w:tcPr>
-            <w:tcW w:type="dxa" w:w="964"/>
-          </w:tcPr>
-          <w:p>
-            <w:r>
-              <w:rPr>
-                <w:b/>
-                <w:i w:val="0"/>
-                <w:color w:val="EA580C"/>
-                <w:sz w:val="16"/>
-              </w:rPr>
-              <w:t>Moyenne</w:t>
-            </w:r>
-          </w:p>
-        </w:tc>
-        <w:tc>
-          <w:tcPr>
-            <w:tcW w:type="dxa" w:w="1247"/>
-          </w:tcPr>
-          <w:p>
-            <w:r>
-              <w:rPr>
-                <w:b/>
-                <w:i w:val="0"/>
-                <w:sz w:val="16"/>
-              </w:rPr>
-              <w:t>S09</w:t>
-              <w:br/>
-            </w:r>
-            <w:r>
-              <w:rPr>
-                <w:b w:val="0"/>
-                <w:i w:val="0"/>
-                <w:color w:val="64748B"/>
-                <w:sz w:val="14"/>
-              </w:rPr>
-              <w:t>Dépenses non alimentaires</w:t>
-            </w:r>
-          </w:p>
-        </w:tc>
-        <w:tc>
-          <w:tcPr>
-            <w:tcW w:type="dxa" w:w="1531"/>
-          </w:tcPr>
-          <w:p>
-            <w:r>
-              <w:rPr>
-                <w:b/>
-                <w:i w:val="0"/>
-                <w:color w:val="16A34A"/>
-                <w:sz w:val="16"/>
-              </w:rPr>
-              <w:t>—</w:t>
-            </w:r>
-          </w:p>
-        </w:tc>
-        <w:tc>
-          <w:tcPr>
-            <w:tcW w:type="dxa" w:w="1191"/>
-          </w:tcPr>
-          <w:p>
-            <w:r>
-              <w:rPr>
-                <w:b w:val="0"/>
-                <w:i w:val="0"/>
-                <w:color w:val="64748B"/>
-                <w:sz w:val="16"/>
-              </w:rPr>
-              <w:t>GT-CQ</w:t>
-            </w:r>
-          </w:p>
-        </w:tc>
-        <w:tc>
-          <w:tcPr>
-            <w:tcW w:type="dxa" w:w="4706"/>
-          </w:tcPr>
-          <w:p>
-            <w:r>
-              <w:rPr>
-                <w:b w:val="0"/>
-                <w:i w:val="0"/>
-                <w:sz w:val="17"/>
-              </w:rPr>
-              <w:t>Attention ! La dépense du ménage de SAMBA DIANKA (13000 Fcfa) au cours de 6 derniers mois de Tissus d'habillement: tissus pagne, tissu pagne du tisserand, tissu synthétique, etc.</w:t>
-            </w:r>
-          </w:p>
-        </w:tc>
-      </w:tr>
-      <w:tr>
-        <w:tc>
-          <w:tcPr>
-            <w:tcW w:type="dxa" w:w="964"/>
-          </w:tcPr>
-          <w:p>
-            <w:r>
-              <w:rPr>
-                <w:b/>
-                <w:i w:val="0"/>
-                <w:color w:val="EA580C"/>
-                <w:sz w:val="16"/>
-              </w:rPr>
-              <w:t>Moyenne</w:t>
-            </w:r>
-          </w:p>
-        </w:tc>
-        <w:tc>
-          <w:tcPr>
-            <w:tcW w:type="dxa" w:w="1247"/>
-          </w:tcPr>
-          <w:p>
-            <w:r>
-              <w:rPr>
-                <w:b/>
-                <w:i w:val="0"/>
-                <w:sz w:val="16"/>
-              </w:rPr>
-              <w:t>S09</w:t>
-              <w:br/>
-            </w:r>
-            <w:r>
-              <w:rPr>
-                <w:b w:val="0"/>
-                <w:i w:val="0"/>
-                <w:color w:val="64748B"/>
-                <w:sz w:val="14"/>
-              </w:rPr>
-              <w:t>Dépenses non alimentaires</w:t>
-            </w:r>
-          </w:p>
-        </w:tc>
-        <w:tc>
-          <w:tcPr>
-            <w:tcW w:type="dxa" w:w="1531"/>
-          </w:tcPr>
-          <w:p>
-            <w:r>
-              <w:rPr>
-                <w:b/>
-                <w:i w:val="0"/>
-                <w:color w:val="16A34A"/>
-                <w:sz w:val="16"/>
-              </w:rPr>
-              <w:t>—</w:t>
-            </w:r>
-          </w:p>
-        </w:tc>
-        <w:tc>
-          <w:tcPr>
-            <w:tcW w:type="dxa" w:w="1191"/>
-          </w:tcPr>
-          <w:p>
-            <w:r>
-              <w:rPr>
-                <w:b w:val="0"/>
-                <w:i w:val="0"/>
-                <w:color w:val="64748B"/>
-                <w:sz w:val="16"/>
-              </w:rPr>
-              <w:t>GT-CQ</w:t>
-            </w:r>
-          </w:p>
-        </w:tc>
-        <w:tc>
-          <w:tcPr>
-            <w:tcW w:type="dxa" w:w="4706"/>
-          </w:tcPr>
-          <w:p>
-            <w:r>
-              <w:rPr>
-                <w:b w:val="0"/>
-                <w:i w:val="0"/>
-                <w:sz w:val="17"/>
-              </w:rPr>
-              <w:t>est relativement élevé.</w:t>
-            </w:r>
-          </w:p>
-        </w:tc>
-      </w:tr>
-      <w:tr>
-        <w:tc>
-          <w:tcPr>
-            <w:tcW w:type="dxa" w:w="964"/>
-          </w:tcPr>
-          <w:p>
-            <w:r>
-              <w:rPr>
-                <w:b/>
-                <w:i w:val="0"/>
-                <w:color w:val="EA580C"/>
-                <w:sz w:val="16"/>
-              </w:rPr>
-              <w:t>Moyenne</w:t>
-            </w:r>
-          </w:p>
-        </w:tc>
-        <w:tc>
-          <w:tcPr>
-            <w:tcW w:type="dxa" w:w="1247"/>
-          </w:tcPr>
-          <w:p>
-            <w:r>
-              <w:rPr>
-                <w:b/>
-                <w:i w:val="0"/>
-                <w:sz w:val="16"/>
-              </w:rPr>
-              <w:t>S09</w:t>
-              <w:br/>
-            </w:r>
-            <w:r>
-              <w:rPr>
-                <w:b w:val="0"/>
-                <w:i w:val="0"/>
-                <w:color w:val="64748B"/>
-                <w:sz w:val="14"/>
-              </w:rPr>
-              <w:t>Dépenses non alimentaires</w:t>
-            </w:r>
-          </w:p>
-        </w:tc>
-        <w:tc>
-          <w:tcPr>
-            <w:tcW w:type="dxa" w:w="1531"/>
-          </w:tcPr>
-          <w:p>
-            <w:r>
-              <w:rPr>
-                <w:b/>
-                <w:i w:val="0"/>
-                <w:color w:val="16A34A"/>
-                <w:sz w:val="16"/>
-              </w:rPr>
-              <w:t>—</w:t>
-            </w:r>
-          </w:p>
-        </w:tc>
-        <w:tc>
-          <w:tcPr>
-            <w:tcW w:type="dxa" w:w="1191"/>
-          </w:tcPr>
-          <w:p>
-            <w:r>
-              <w:rPr>
-                <w:b w:val="0"/>
-                <w:i w:val="0"/>
-                <w:color w:val="64748B"/>
-                <w:sz w:val="16"/>
-              </w:rPr>
-              <w:t>GT-CQ</w:t>
-            </w:r>
-          </w:p>
-        </w:tc>
-        <w:tc>
-          <w:tcPr>
-            <w:tcW w:type="dxa" w:w="4706"/>
-          </w:tcPr>
-          <w:p>
-            <w:r>
-              <w:rPr>
-                <w:b w:val="0"/>
-                <w:i w:val="0"/>
-                <w:sz w:val="17"/>
-              </w:rPr>
-              <w:t>Prière de corriger ou de confirmer avec le QG.</w:t>
-            </w:r>
-          </w:p>
-        </w:tc>
-      </w:tr>
-      <w:tr>
-        <w:tc>
-          <w:tcPr>
-            <w:tcW w:type="dxa" w:w="964"/>
-          </w:tcPr>
-          <w:p>
-            <w:r>
-              <w:rPr>
-                <w:b/>
-                <w:i w:val="0"/>
-                <w:color w:val="EA580C"/>
-                <w:sz w:val="16"/>
-              </w:rPr>
-              <w:t>Moyenne</w:t>
-            </w:r>
-          </w:p>
-        </w:tc>
-        <w:tc>
-          <w:tcPr>
-            <w:tcW w:type="dxa" w:w="1247"/>
-          </w:tcPr>
-          <w:p>
-            <w:r>
-              <w:rPr>
-                <w:b/>
-                <w:i w:val="0"/>
-                <w:sz w:val="16"/>
-              </w:rPr>
-              <w:t>S09</w:t>
-              <w:br/>
-            </w:r>
-            <w:r>
-              <w:rPr>
-                <w:b w:val="0"/>
-                <w:i w:val="0"/>
-                <w:color w:val="64748B"/>
-                <w:sz w:val="14"/>
-              </w:rPr>
-              <w:t>Dépenses non alimentaires</w:t>
-            </w:r>
-          </w:p>
-        </w:tc>
-        <w:tc>
-          <w:tcPr>
-            <w:tcW w:type="dxa" w:w="1531"/>
-          </w:tcPr>
-          <w:p>
-            <w:r>
-              <w:rPr>
-                <w:b/>
-                <w:i w:val="0"/>
-                <w:color w:val="16A34A"/>
-                <w:sz w:val="16"/>
-              </w:rPr>
-              <w:t>—</w:t>
-            </w:r>
-          </w:p>
-        </w:tc>
-        <w:tc>
-          <w:tcPr>
-            <w:tcW w:type="dxa" w:w="1191"/>
-          </w:tcPr>
-          <w:p>
-            <w:r>
-              <w:rPr>
-                <w:b w:val="0"/>
-                <w:i w:val="0"/>
-                <w:color w:val="64748B"/>
-                <w:sz w:val="16"/>
-              </w:rPr>
-              <w:t>GT-CQ</w:t>
-            </w:r>
-          </w:p>
-        </w:tc>
-        <w:tc>
-          <w:tcPr>
-            <w:tcW w:type="dxa" w:w="4706"/>
-          </w:tcPr>
-          <w:p>
-            <w:r>
-              <w:rPr>
-                <w:b w:val="0"/>
-                <w:i w:val="0"/>
-                <w:sz w:val="17"/>
-              </w:rPr>
-              <w:t>Attention ! La dépense du ménage de SAMBA DIANKA (15000 Fcfa) au cours de 6 derniers mois de Frais de confection et de réparation de vêtements femme: robe, pantalon, jupe, ensemble, réparation, location, etc.</w:t>
-            </w:r>
-          </w:p>
-        </w:tc>
-      </w:tr>
-      <w:tr>
-        <w:tc>
-          <w:tcPr>
-            <w:tcW w:type="dxa" w:w="964"/>
-          </w:tcPr>
-          <w:p>
-            <w:r>
-              <w:rPr>
-                <w:b/>
-                <w:i w:val="0"/>
-                <w:color w:val="EA580C"/>
-                <w:sz w:val="16"/>
-              </w:rPr>
-              <w:t>Moyenne</w:t>
-            </w:r>
-          </w:p>
-        </w:tc>
-        <w:tc>
-          <w:tcPr>
-            <w:tcW w:type="dxa" w:w="1247"/>
-          </w:tcPr>
-          <w:p>
-            <w:r>
-              <w:rPr>
-                <w:b/>
-                <w:i w:val="0"/>
-                <w:sz w:val="16"/>
-              </w:rPr>
-              <w:t>S09</w:t>
-              <w:br/>
-            </w:r>
-            <w:r>
-              <w:rPr>
-                <w:b w:val="0"/>
-                <w:i w:val="0"/>
-                <w:color w:val="64748B"/>
-                <w:sz w:val="14"/>
-              </w:rPr>
-              <w:t>Dépenses non alimentaires</w:t>
-            </w:r>
-          </w:p>
-        </w:tc>
-        <w:tc>
-          <w:tcPr>
-            <w:tcW w:type="dxa" w:w="1531"/>
-          </w:tcPr>
-          <w:p>
-            <w:r>
-              <w:rPr>
-                <w:b/>
-                <w:i w:val="0"/>
-                <w:color w:val="16A34A"/>
-                <w:sz w:val="16"/>
-              </w:rPr>
-              <w:t>—</w:t>
-            </w:r>
-          </w:p>
-        </w:tc>
-        <w:tc>
-          <w:tcPr>
-            <w:tcW w:type="dxa" w:w="1191"/>
-          </w:tcPr>
-          <w:p>
-            <w:r>
-              <w:rPr>
-                <w:b w:val="0"/>
-                <w:i w:val="0"/>
-                <w:color w:val="64748B"/>
-                <w:sz w:val="16"/>
-              </w:rPr>
-              <w:t>GT-CQ</w:t>
-            </w:r>
-          </w:p>
-        </w:tc>
-        <w:tc>
-          <w:tcPr>
-            <w:tcW w:type="dxa" w:w="4706"/>
-          </w:tcPr>
-          <w:p>
-            <w:r>
-              <w:rPr>
-                <w:b w:val="0"/>
-                <w:i w:val="0"/>
-                <w:sz w:val="17"/>
-              </w:rPr>
-              <w:t>Attention ! La dépense du ménage de SAMBA DIANKA (19500 Fcfa) au cours de 6 derniers mois de Parfums est relativement élevé.</w:t>
-            </w:r>
-          </w:p>
-        </w:tc>
-      </w:tr>
-      <w:tr>
-        <w:tc>
-          <w:tcPr>
-            <w:tcW w:type="dxa" w:w="964"/>
-          </w:tcPr>
-          <w:p>
-            <w:r>
-              <w:rPr>
-                <w:b/>
-                <w:i w:val="0"/>
-                <w:color w:val="EA580C"/>
-                <w:sz w:val="16"/>
-              </w:rPr>
-              <w:t>Moyenne</w:t>
-            </w:r>
-          </w:p>
-        </w:tc>
-        <w:tc>
-          <w:tcPr>
-            <w:tcW w:type="dxa" w:w="1247"/>
-          </w:tcPr>
-          <w:p>
-            <w:r>
-              <w:rPr>
-                <w:b/>
-                <w:i w:val="0"/>
-                <w:sz w:val="16"/>
-              </w:rPr>
-              <w:t>S09</w:t>
-              <w:br/>
-            </w:r>
-            <w:r>
-              <w:rPr>
-                <w:b w:val="0"/>
-                <w:i w:val="0"/>
-                <w:color w:val="64748B"/>
-                <w:sz w:val="14"/>
-              </w:rPr>
-              <w:t>Dépenses non alimentaires</w:t>
-            </w:r>
-          </w:p>
-        </w:tc>
-        <w:tc>
-          <w:tcPr>
-            <w:tcW w:type="dxa" w:w="1531"/>
-          </w:tcPr>
-          <w:p>
-            <w:r>
-              <w:rPr>
-                <w:b/>
-                <w:i w:val="0"/>
-                <w:color w:val="16A34A"/>
-                <w:sz w:val="16"/>
-              </w:rPr>
-              <w:t>—</w:t>
-            </w:r>
-          </w:p>
-        </w:tc>
-        <w:tc>
-          <w:tcPr>
-            <w:tcW w:type="dxa" w:w="1191"/>
-          </w:tcPr>
-          <w:p>
-            <w:r>
-              <w:rPr>
-                <w:b w:val="0"/>
-                <w:i w:val="0"/>
-                <w:color w:val="64748B"/>
-                <w:sz w:val="16"/>
-              </w:rPr>
-              <w:t>GT-CQ</w:t>
-            </w:r>
-          </w:p>
-        </w:tc>
-        <w:tc>
-          <w:tcPr>
-            <w:tcW w:type="dxa" w:w="4706"/>
-          </w:tcPr>
-          <w:p>
-            <w:r>
-              <w:rPr>
-                <w:b w:val="0"/>
-                <w:i w:val="0"/>
-                <w:sz w:val="17"/>
-              </w:rPr>
-              <w:t>Attention ! La dépense du ménage de SAMBA DIANKA (2000 Fcfa) au cours de 6 derniers mois de Sous-vêtements femme (15 ans et plus): slip, jupon, tee shirt,soutien gorge, collant, etc.</w:t>
-            </w:r>
-          </w:p>
-        </w:tc>
-      </w:tr>
-      <w:tr>
-        <w:tc>
-          <w:tcPr>
-            <w:tcW w:type="dxa" w:w="964"/>
-          </w:tcPr>
-          <w:p>
-            <w:r>
-              <w:rPr>
-                <w:b/>
-                <w:i w:val="0"/>
-                <w:color w:val="EA580C"/>
-                <w:sz w:val="16"/>
-              </w:rPr>
-              <w:t>Moyenne</w:t>
-            </w:r>
-          </w:p>
-        </w:tc>
-        <w:tc>
-          <w:tcPr>
-            <w:tcW w:type="dxa" w:w="1247"/>
-          </w:tcPr>
-          <w:p>
-            <w:r>
-              <w:rPr>
-                <w:b/>
-                <w:i w:val="0"/>
-                <w:sz w:val="16"/>
-              </w:rPr>
-              <w:t>S09</w:t>
-              <w:br/>
-            </w:r>
-            <w:r>
-              <w:rPr>
-                <w:b w:val="0"/>
-                <w:i w:val="0"/>
-                <w:color w:val="64748B"/>
-                <w:sz w:val="14"/>
-              </w:rPr>
-              <w:t>Dépenses non alimentaires</w:t>
-            </w:r>
-          </w:p>
-        </w:tc>
-        <w:tc>
-          <w:tcPr>
-            <w:tcW w:type="dxa" w:w="1531"/>
-          </w:tcPr>
-          <w:p>
-            <w:r>
-              <w:rPr>
-                <w:b/>
-                <w:i w:val="0"/>
-                <w:color w:val="16A34A"/>
-                <w:sz w:val="16"/>
-              </w:rPr>
-              <w:t>—</w:t>
-            </w:r>
-          </w:p>
-        </w:tc>
-        <w:tc>
-          <w:tcPr>
-            <w:tcW w:type="dxa" w:w="1191"/>
-          </w:tcPr>
-          <w:p>
-            <w:r>
-              <w:rPr>
-                <w:b w:val="0"/>
-                <w:i w:val="0"/>
-                <w:color w:val="64748B"/>
-                <w:sz w:val="16"/>
-              </w:rPr>
-              <w:t>GT-CQ</w:t>
-            </w:r>
-          </w:p>
-        </w:tc>
-        <w:tc>
-          <w:tcPr>
-            <w:tcW w:type="dxa" w:w="4706"/>
-          </w:tcPr>
-          <w:p>
-            <w:r>
-              <w:rPr>
-                <w:b w:val="0"/>
-                <w:i w:val="0"/>
-                <w:sz w:val="17"/>
-              </w:rPr>
-              <w:t>Attention ! La dépense du ménage de SAMBA DIANKA (4400 Fcfa) au cours de 6 derniers mois de Chaussures hommes est relativement élevé.</w:t>
-            </w:r>
-          </w:p>
-        </w:tc>
-      </w:tr>
-      <w:tr>
-        <w:tc>
-          <w:tcPr>
-            <w:tcW w:type="dxa" w:w="964"/>
-          </w:tcPr>
-          <w:p>
-            <w:r>
-              <w:rPr>
-                <w:b/>
-                <w:i w:val="0"/>
-                <w:color w:val="EA580C"/>
-                <w:sz w:val="16"/>
-              </w:rPr>
-              <w:t>Moyenne</w:t>
-            </w:r>
-          </w:p>
-        </w:tc>
-        <w:tc>
-          <w:tcPr>
-            <w:tcW w:type="dxa" w:w="1247"/>
-          </w:tcPr>
-          <w:p>
-            <w:r>
-              <w:rPr>
-                <w:b/>
-                <w:i w:val="0"/>
-                <w:sz w:val="16"/>
-              </w:rPr>
-              <w:t>S09</w:t>
-              <w:br/>
-            </w:r>
-            <w:r>
-              <w:rPr>
-                <w:b w:val="0"/>
-                <w:i w:val="0"/>
-                <w:color w:val="64748B"/>
-                <w:sz w:val="14"/>
-              </w:rPr>
-              <w:t>Dépenses non alimentaires</w:t>
-            </w:r>
-          </w:p>
-        </w:tc>
-        <w:tc>
-          <w:tcPr>
-            <w:tcW w:type="dxa" w:w="1531"/>
-          </w:tcPr>
-          <w:p>
-            <w:r>
-              <w:rPr>
-                <w:b/>
-                <w:i w:val="0"/>
-                <w:color w:val="16A34A"/>
-                <w:sz w:val="16"/>
-              </w:rPr>
-              <w:t>—</w:t>
-            </w:r>
-          </w:p>
-        </w:tc>
-        <w:tc>
-          <w:tcPr>
-            <w:tcW w:type="dxa" w:w="1191"/>
-          </w:tcPr>
-          <w:p>
-            <w:r>
-              <w:rPr>
-                <w:b w:val="0"/>
-                <w:i w:val="0"/>
-                <w:color w:val="64748B"/>
-                <w:sz w:val="16"/>
-              </w:rPr>
-              <w:t>GT-CQ</w:t>
-            </w:r>
-          </w:p>
-        </w:tc>
-        <w:tc>
-          <w:tcPr>
-            <w:tcW w:type="dxa" w:w="4706"/>
-          </w:tcPr>
-          <w:p>
-            <w:r>
-              <w:rPr>
-                <w:b w:val="0"/>
-                <w:i w:val="0"/>
-                <w:sz w:val="17"/>
-              </w:rPr>
-              <w:t>La dernière fois que vous avez acheté Main-d'oeuvre et services d'entretien et de réparation courante du logement  (vidange fosse septique,main d'œuvre pour l'entretien du logement, etc.</w:t>
-            </w:r>
-          </w:p>
-        </w:tc>
-      </w:tr>
-      <w:tr>
-        <w:tc>
-          <w:tcPr>
-            <w:tcW w:type="dxa" w:w="964"/>
-          </w:tcPr>
-          <w:p>
-            <w:r>
-              <w:rPr>
-                <w:b/>
-                <w:i w:val="0"/>
-                <w:color w:val="EA580C"/>
-                <w:sz w:val="16"/>
-              </w:rPr>
-              <w:t>Moyenne</w:t>
-            </w:r>
-          </w:p>
-        </w:tc>
-        <w:tc>
-          <w:tcPr>
-            <w:tcW w:type="dxa" w:w="1247"/>
-          </w:tcPr>
-          <w:p>
-            <w:r>
-              <w:rPr>
-                <w:b/>
-                <w:i w:val="0"/>
-                <w:sz w:val="16"/>
-              </w:rPr>
-              <w:t>S09</w:t>
-              <w:br/>
-            </w:r>
-            <w:r>
-              <w:rPr>
-                <w:b w:val="0"/>
-                <w:i w:val="0"/>
-                <w:color w:val="64748B"/>
-                <w:sz w:val="14"/>
-              </w:rPr>
-              <w:t>Dépenses non alimentaires</w:t>
-            </w:r>
-          </w:p>
-        </w:tc>
-        <w:tc>
-          <w:tcPr>
-            <w:tcW w:type="dxa" w:w="1531"/>
-          </w:tcPr>
-          <w:p>
-            <w:r>
-              <w:rPr>
-                <w:b/>
-                <w:i w:val="0"/>
-                <w:color w:val="16A34A"/>
-                <w:sz w:val="16"/>
-              </w:rPr>
-              <w:t>s01q23, s01q00b, s01q23_autre</w:t>
-            </w:r>
-          </w:p>
-        </w:tc>
-        <w:tc>
-          <w:tcPr>
-            <w:tcW w:type="dxa" w:w="1191"/>
-          </w:tcPr>
-          <w:p>
-            <w:r>
-              <w:rPr>
-                <w:b w:val="0"/>
-                <w:i w:val="0"/>
-                <w:color w:val="64748B"/>
-                <w:sz w:val="16"/>
-              </w:rPr>
-              <w:t>GT-CQ</w:t>
-            </w:r>
-          </w:p>
-        </w:tc>
-        <w:tc>
-          <w:tcPr>
-            <w:tcW w:type="dxa" w:w="4706"/>
-          </w:tcPr>
-          <w:p>
-            <w:r>
-              <w:rPr>
-                <w:b w:val="0"/>
-                <w:i w:val="0"/>
-                <w:sz w:val="17"/>
-              </w:rPr>
-              <w:t>) est MAÇON et semble exister dans les modalités, prière de prendre attache avec le QG pour plus d'explication afin de la classer bien.</w:t>
-            </w:r>
-          </w:p>
-        </w:tc>
-      </w:tr>
-      <w:tr>
-        <w:tc>
-          <w:tcPr>
-            <w:tcW w:type="dxa" w:w="964"/>
-          </w:tcPr>
-          <w:p>
-            <w:r>
-              <w:rPr>
-                <w:b/>
-                <w:i w:val="0"/>
-                <w:color w:val="EA580C"/>
-                <w:sz w:val="16"/>
-              </w:rPr>
-              <w:t>Moyenne</w:t>
-            </w:r>
-          </w:p>
-        </w:tc>
-        <w:tc>
-          <w:tcPr>
-            <w:tcW w:type="dxa" w:w="1247"/>
-          </w:tcPr>
-          <w:p>
-            <w:r>
-              <w:rPr>
-                <w:b/>
-                <w:i w:val="0"/>
-                <w:sz w:val="16"/>
-              </w:rPr>
-              <w:t>S09</w:t>
-              <w:br/>
-            </w:r>
-            <w:r>
-              <w:rPr>
-                <w:b w:val="0"/>
-                <w:i w:val="0"/>
-                <w:color w:val="64748B"/>
-                <w:sz w:val="14"/>
-              </w:rPr>
-              <w:t>Dépenses non alimentaires</w:t>
-            </w:r>
-          </w:p>
-        </w:tc>
-        <w:tc>
-          <w:tcPr>
-            <w:tcW w:type="dxa" w:w="1531"/>
-          </w:tcPr>
-          <w:p>
-            <w:r>
-              <w:rPr>
-                <w:b/>
-                <w:i w:val="0"/>
-                <w:color w:val="16A34A"/>
-                <w:sz w:val="16"/>
-              </w:rPr>
-              <w:t>—</w:t>
-            </w:r>
-          </w:p>
-        </w:tc>
-        <w:tc>
-          <w:tcPr>
-            <w:tcW w:type="dxa" w:w="1191"/>
-          </w:tcPr>
-          <w:p>
-            <w:r>
-              <w:rPr>
-                <w:b w:val="0"/>
-                <w:i w:val="0"/>
-                <w:color w:val="64748B"/>
-                <w:sz w:val="16"/>
-              </w:rPr>
-              <w:t>GT-CQ</w:t>
-            </w:r>
-          </w:p>
-        </w:tc>
-        <w:tc>
-          <w:tcPr>
-            <w:tcW w:type="dxa" w:w="4706"/>
-          </w:tcPr>
-          <w:p>
-            <w:r>
-              <w:rPr>
-                <w:b w:val="0"/>
-                <w:i w:val="0"/>
-                <w:sz w:val="17"/>
-              </w:rPr>
-              <w:t>Attention ! La dépense du ménage de SAMBA DIANKA (25000 Fcfa) au cours de 12 derniers mois de Main-d'oeuvre et services d'entretien et de réparation courante du logement  (vidange fosse septique,main d'œuvre pour l'entretien du logement, etc.</w:t>
-            </w:r>
-          </w:p>
-        </w:tc>
-      </w:tr>
-      <w:tr>
-        <w:tc>
-          <w:tcPr>
-            <w:tcW w:type="dxa" w:w="964"/>
-          </w:tcPr>
-          <w:p>
-            <w:r>
-              <w:rPr>
-                <w:b/>
-                <w:i w:val="0"/>
-                <w:color w:val="EA580C"/>
-                <w:sz w:val="16"/>
-              </w:rPr>
-              <w:t>Moyenne</w:t>
-            </w:r>
-          </w:p>
-        </w:tc>
-        <w:tc>
-          <w:tcPr>
-            <w:tcW w:type="dxa" w:w="1247"/>
-          </w:tcPr>
-          <w:p>
-            <w:r>
-              <w:rPr>
-                <w:b/>
-                <w:i w:val="0"/>
-                <w:sz w:val="16"/>
-              </w:rPr>
-              <w:t>S09</w:t>
-              <w:br/>
-            </w:r>
-            <w:r>
-              <w:rPr>
-                <w:b w:val="0"/>
-                <w:i w:val="0"/>
-                <w:color w:val="64748B"/>
-                <w:sz w:val="14"/>
-              </w:rPr>
-              <w:t>Dépenses non alimentaires</w:t>
-            </w:r>
-          </w:p>
-        </w:tc>
-        <w:tc>
-          <w:tcPr>
-            <w:tcW w:type="dxa" w:w="1531"/>
-          </w:tcPr>
-          <w:p>
-            <w:r>
-              <w:rPr>
-                <w:b/>
-                <w:i w:val="0"/>
-                <w:color w:val="16A34A"/>
-                <w:sz w:val="16"/>
-              </w:rPr>
-              <w:t>—</w:t>
-            </w:r>
-          </w:p>
-        </w:tc>
-        <w:tc>
-          <w:tcPr>
-            <w:tcW w:type="dxa" w:w="1191"/>
-          </w:tcPr>
-          <w:p>
-            <w:r>
-              <w:rPr>
-                <w:b w:val="0"/>
-                <w:i w:val="0"/>
-                <w:color w:val="64748B"/>
-                <w:sz w:val="16"/>
-              </w:rPr>
-              <w:t>GT-CQ</w:t>
-            </w:r>
-          </w:p>
-        </w:tc>
-        <w:tc>
-          <w:tcPr>
-            <w:tcW w:type="dxa" w:w="4706"/>
-          </w:tcPr>
-          <w:p>
-            <w:r>
-              <w:rPr>
-                <w:b w:val="0"/>
-                <w:i w:val="0"/>
-                <w:sz w:val="17"/>
-              </w:rPr>
-              <w:t>) est relativement élevé.</w:t>
-            </w:r>
-          </w:p>
-        </w:tc>
-      </w:tr>
-      <w:tr>
-        <w:tc>
-          <w:tcPr>
-            <w:tcW w:type="dxa" w:w="964"/>
-          </w:tcPr>
-          <w:p>
-            <w:r>
-              <w:rPr>
-                <w:b/>
-                <w:i w:val="0"/>
-                <w:color w:val="EA580C"/>
-                <w:sz w:val="16"/>
-              </w:rPr>
-              <w:t>Moyenne</w:t>
-            </w:r>
-          </w:p>
-        </w:tc>
-        <w:tc>
-          <w:tcPr>
-            <w:tcW w:type="dxa" w:w="1247"/>
-          </w:tcPr>
-          <w:p>
-            <w:r>
-              <w:rPr>
-                <w:b/>
-                <w:i w:val="0"/>
-                <w:sz w:val="16"/>
-              </w:rPr>
-              <w:t>S09</w:t>
-              <w:br/>
-            </w:r>
-            <w:r>
-              <w:rPr>
-                <w:b w:val="0"/>
-                <w:i w:val="0"/>
-                <w:color w:val="64748B"/>
-                <w:sz w:val="14"/>
-              </w:rPr>
-              <w:t>Dépenses non alimentaires</w:t>
-            </w:r>
-          </w:p>
-        </w:tc>
-        <w:tc>
-          <w:tcPr>
-            <w:tcW w:type="dxa" w:w="1531"/>
-          </w:tcPr>
-          <w:p>
-            <w:r>
-              <w:rPr>
-                <w:b/>
-                <w:i w:val="0"/>
-                <w:color w:val="16A34A"/>
-                <w:sz w:val="16"/>
-              </w:rPr>
-              <w:t>—</w:t>
-            </w:r>
-          </w:p>
-        </w:tc>
-        <w:tc>
-          <w:tcPr>
-            <w:tcW w:type="dxa" w:w="1191"/>
-          </w:tcPr>
-          <w:p>
-            <w:r>
-              <w:rPr>
-                <w:b w:val="0"/>
-                <w:i w:val="0"/>
-                <w:color w:val="64748B"/>
-                <w:sz w:val="16"/>
-              </w:rPr>
-              <w:t>GT-CQ</w:t>
-            </w:r>
-          </w:p>
-        </w:tc>
-        <w:tc>
-          <w:tcPr>
-            <w:tcW w:type="dxa" w:w="4706"/>
-          </w:tcPr>
-          <w:p>
-            <w:r>
-              <w:rPr>
-                <w:b w:val="0"/>
-                <w:i w:val="0"/>
-                <w:sz w:val="17"/>
-              </w:rPr>
-              <w:t>Prière de corriger ou de confirmer avec le QG.</w:t>
-            </w:r>
-          </w:p>
-        </w:tc>
-      </w:tr>
-      <w:tr>
-        <w:tc>
-          <w:tcPr>
-            <w:tcW w:type="dxa" w:w="964"/>
-          </w:tcPr>
-          <w:p>
-            <w:r>
-              <w:rPr>
-                <w:b/>
-                <w:i w:val="0"/>
-                <w:color w:val="EA580C"/>
-                <w:sz w:val="16"/>
-              </w:rPr>
-              <w:t>Moyenne</w:t>
-            </w:r>
-          </w:p>
-        </w:tc>
-        <w:tc>
-          <w:tcPr>
-            <w:tcW w:type="dxa" w:w="1247"/>
-          </w:tcPr>
-          <w:p>
-            <w:r>
-              <w:rPr>
-                <w:b/>
-                <w:i w:val="0"/>
-                <w:sz w:val="16"/>
-              </w:rPr>
-              <w:t>S09</w:t>
-              <w:br/>
-            </w:r>
-            <w:r>
-              <w:rPr>
-                <w:b w:val="0"/>
-                <w:i w:val="0"/>
-                <w:color w:val="64748B"/>
-                <w:sz w:val="14"/>
-              </w:rPr>
-              <w:t>Dépenses non alimentaires</w:t>
-            </w:r>
-          </w:p>
-        </w:tc>
-        <w:tc>
-          <w:tcPr>
-            <w:tcW w:type="dxa" w:w="1531"/>
-          </w:tcPr>
-          <w:p>
-            <w:r>
-              <w:rPr>
-                <w:b/>
-                <w:i w:val="0"/>
-                <w:color w:val="16A34A"/>
-                <w:sz w:val="16"/>
-              </w:rPr>
-              <w:t>—</w:t>
-            </w:r>
-          </w:p>
-        </w:tc>
-        <w:tc>
-          <w:tcPr>
-            <w:tcW w:type="dxa" w:w="1191"/>
-          </w:tcPr>
-          <w:p>
-            <w:r>
-              <w:rPr>
-                <w:b w:val="0"/>
-                <w:i w:val="0"/>
-                <w:color w:val="64748B"/>
-                <w:sz w:val="16"/>
-              </w:rPr>
-              <w:t>GT-CQ</w:t>
-            </w:r>
-          </w:p>
-        </w:tc>
-        <w:tc>
-          <w:tcPr>
-            <w:tcW w:type="dxa" w:w="4706"/>
-          </w:tcPr>
-          <w:p>
-            <w:r>
-              <w:rPr>
-                <w:b w:val="0"/>
-                <w:i w:val="0"/>
-                <w:sz w:val="17"/>
-              </w:rPr>
-              <w:t>La dernière fois que vous avez acheté Matériel pour l'entretien et les petites réparations du logement (remplacement d'une tôle, d'une vitre, etc.</w:t>
-            </w:r>
-          </w:p>
-        </w:tc>
-      </w:tr>
-      <w:tr>
-        <w:tc>
-          <w:tcPr>
-            <w:tcW w:type="dxa" w:w="964"/>
-          </w:tcPr>
-          <w:p>
-            <w:r>
-              <w:rPr>
-                <w:b/>
-                <w:i w:val="0"/>
-                <w:color w:val="EA580C"/>
-                <w:sz w:val="16"/>
-              </w:rPr>
-              <w:t>Moyenne</w:t>
-            </w:r>
-          </w:p>
-        </w:tc>
-        <w:tc>
-          <w:tcPr>
-            <w:tcW w:type="dxa" w:w="1247"/>
-          </w:tcPr>
-          <w:p>
-            <w:r>
-              <w:rPr>
-                <w:b/>
-                <w:i w:val="0"/>
-                <w:sz w:val="16"/>
-              </w:rPr>
-              <w:t>S09</w:t>
-              <w:br/>
-            </w:r>
-            <w:r>
-              <w:rPr>
-                <w:b w:val="0"/>
-                <w:i w:val="0"/>
-                <w:color w:val="64748B"/>
-                <w:sz w:val="14"/>
-              </w:rPr>
-              <w:t>Dépenses non alimentaires</w:t>
-            </w:r>
-          </w:p>
-        </w:tc>
-        <w:tc>
-          <w:tcPr>
-            <w:tcW w:type="dxa" w:w="1531"/>
-          </w:tcPr>
-          <w:p>
-            <w:r>
-              <w:rPr>
-                <w:b/>
-                <w:i w:val="0"/>
-                <w:color w:val="16A34A"/>
-                <w:sz w:val="16"/>
-              </w:rPr>
-              <w:t>s01q23, s01q00b, s01q23_autre</w:t>
-            </w:r>
-          </w:p>
-        </w:tc>
-        <w:tc>
-          <w:tcPr>
-            <w:tcW w:type="dxa" w:w="1191"/>
-          </w:tcPr>
-          <w:p>
-            <w:r>
-              <w:rPr>
-                <w:b w:val="0"/>
-                <w:i w:val="0"/>
-                <w:color w:val="64748B"/>
-                <w:sz w:val="16"/>
-              </w:rPr>
-              <w:t>GT-CQ</w:t>
-            </w:r>
-          </w:p>
-        </w:tc>
-        <w:tc>
-          <w:tcPr>
-            <w:tcW w:type="dxa" w:w="4706"/>
-          </w:tcPr>
-          <w:p>
-            <w:r>
-              <w:rPr>
-                <w:b w:val="0"/>
-                <w:i w:val="0"/>
-                <w:sz w:val="17"/>
-              </w:rPr>
-              <w:t>) est MENAGE / PARTICULIER et semble exister dans les modalités, prière de prendre attache avec le QG pour plus d'explication afin de la classer bien.</w:t>
-            </w:r>
-          </w:p>
-        </w:tc>
-      </w:tr>
-      <w:tr>
-        <w:tc>
-          <w:tcPr>
-            <w:tcW w:type="dxa" w:w="964"/>
-          </w:tcPr>
-          <w:p>
-            <w:r>
-              <w:rPr>
-                <w:b/>
-                <w:i w:val="0"/>
-                <w:color w:val="EA580C"/>
-                <w:sz w:val="16"/>
-              </w:rPr>
-              <w:t>Moyenne</w:t>
-            </w:r>
-          </w:p>
-        </w:tc>
-        <w:tc>
-          <w:tcPr>
-            <w:tcW w:type="dxa" w:w="1247"/>
-          </w:tcPr>
-          <w:p>
-            <w:r>
-              <w:rPr>
-                <w:b/>
-                <w:i w:val="0"/>
-                <w:sz w:val="16"/>
-              </w:rPr>
-              <w:t>S09</w:t>
-              <w:br/>
-            </w:r>
-            <w:r>
-              <w:rPr>
-                <w:b w:val="0"/>
-                <w:i w:val="0"/>
-                <w:color w:val="64748B"/>
-                <w:sz w:val="14"/>
-              </w:rPr>
-              <w:t>Dépenses non alimentaires</w:t>
-            </w:r>
-          </w:p>
-        </w:tc>
-        <w:tc>
-          <w:tcPr>
-            <w:tcW w:type="dxa" w:w="1531"/>
-          </w:tcPr>
-          <w:p>
-            <w:r>
-              <w:rPr>
-                <w:b/>
-                <w:i w:val="0"/>
-                <w:color w:val="16A34A"/>
-                <w:sz w:val="16"/>
-              </w:rPr>
-              <w:t>—</w:t>
-            </w:r>
-          </w:p>
-        </w:tc>
-        <w:tc>
-          <w:tcPr>
-            <w:tcW w:type="dxa" w:w="1191"/>
-          </w:tcPr>
-          <w:p>
-            <w:r>
-              <w:rPr>
-                <w:b w:val="0"/>
-                <w:i w:val="0"/>
-                <w:color w:val="64748B"/>
-                <w:sz w:val="16"/>
-              </w:rPr>
-              <w:t>GT-CQ</w:t>
-            </w:r>
-          </w:p>
-        </w:tc>
-        <w:tc>
-          <w:tcPr>
-            <w:tcW w:type="dxa" w:w="4706"/>
-          </w:tcPr>
-          <w:p>
-            <w:r>
-              <w:rPr>
-                <w:b w:val="0"/>
-                <w:i w:val="0"/>
-                <w:sz w:val="17"/>
-              </w:rPr>
-              <w:t>Attention ! La dépense du ménage de SAMBA DIANKA (54000 Fcfa) au cours de 12 derniers mois de Matériel pour l'entretien et les petites réparations du logement (remplacement d'une tôle, d'une vitre, etc.</w:t>
-            </w:r>
-          </w:p>
-        </w:tc>
-      </w:tr>
-      <w:tr>
-        <w:tc>
-          <w:tcPr>
-            <w:tcW w:type="dxa" w:w="964"/>
-          </w:tcPr>
-          <w:p>
-            <w:r>
-              <w:rPr>
-                <w:b/>
-                <w:i w:val="0"/>
-                <w:color w:val="EA580C"/>
-                <w:sz w:val="16"/>
-              </w:rPr>
-              <w:t>Moyenne</w:t>
-            </w:r>
-          </w:p>
-        </w:tc>
-        <w:tc>
-          <w:tcPr>
-            <w:tcW w:type="dxa" w:w="1247"/>
-          </w:tcPr>
-          <w:p>
-            <w:r>
-              <w:rPr>
-                <w:b/>
-                <w:i w:val="0"/>
-                <w:sz w:val="16"/>
-              </w:rPr>
-              <w:t>S09</w:t>
-              <w:br/>
-            </w:r>
-            <w:r>
-              <w:rPr>
-                <w:b w:val="0"/>
-                <w:i w:val="0"/>
-                <w:color w:val="64748B"/>
-                <w:sz w:val="14"/>
-              </w:rPr>
-              <w:t>Dépenses non alimentaires</w:t>
-            </w:r>
-          </w:p>
-        </w:tc>
-        <w:tc>
-          <w:tcPr>
-            <w:tcW w:type="dxa" w:w="1531"/>
-          </w:tcPr>
-          <w:p>
-            <w:r>
-              <w:rPr>
-                <w:b/>
-                <w:i w:val="0"/>
-                <w:color w:val="16A34A"/>
-                <w:sz w:val="16"/>
-              </w:rPr>
-              <w:t>—</w:t>
-            </w:r>
-          </w:p>
-        </w:tc>
-        <w:tc>
-          <w:tcPr>
-            <w:tcW w:type="dxa" w:w="1191"/>
-          </w:tcPr>
-          <w:p>
-            <w:r>
-              <w:rPr>
-                <w:b w:val="0"/>
-                <w:i w:val="0"/>
-                <w:color w:val="64748B"/>
-                <w:sz w:val="16"/>
-              </w:rPr>
-              <w:t>GT-CQ</w:t>
-            </w:r>
-          </w:p>
-        </w:tc>
-        <w:tc>
-          <w:tcPr>
-            <w:tcW w:type="dxa" w:w="4706"/>
-          </w:tcPr>
-          <w:p>
-            <w:r>
-              <w:rPr>
-                <w:b w:val="0"/>
-                <w:i w:val="0"/>
-                <w:sz w:val="17"/>
-              </w:rPr>
-              <w:t>Attention ! La dépense du ménage de SAMBA DIANKA (11000 Fcfa) au cours de 12 derniers mois de Vaisselle: assiettes, couteau, fourchette, cuillère, gobelets, verres, etc est relativement élevé.</w:t>
-            </w:r>
-          </w:p>
-        </w:tc>
-      </w:tr>
-      <w:tr>
-        <w:tc>
-          <w:tcPr>
-            <w:tcW w:type="dxa" w:w="964"/>
-          </w:tcPr>
-          <w:p>
-            <w:r>
-              <w:rPr>
-                <w:b/>
-                <w:i w:val="0"/>
-                <w:color w:val="EA580C"/>
-                <w:sz w:val="16"/>
-              </w:rPr>
-              <w:t>Moyenne</w:t>
-            </w:r>
-          </w:p>
-        </w:tc>
-        <w:tc>
-          <w:tcPr>
-            <w:tcW w:type="dxa" w:w="1247"/>
-          </w:tcPr>
-          <w:p>
-            <w:r>
-              <w:rPr>
-                <w:b/>
-                <w:i w:val="0"/>
-                <w:sz w:val="16"/>
-              </w:rPr>
-              <w:t>S09</w:t>
-              <w:br/>
-            </w:r>
-            <w:r>
-              <w:rPr>
-                <w:b w:val="0"/>
-                <w:i w:val="0"/>
-                <w:color w:val="64748B"/>
-                <w:sz w:val="14"/>
-              </w:rPr>
-              <w:t>Dépenses non alimentaires</w:t>
-            </w:r>
-          </w:p>
-        </w:tc>
-        <w:tc>
-          <w:tcPr>
-            <w:tcW w:type="dxa" w:w="1531"/>
-          </w:tcPr>
-          <w:p>
-            <w:r>
-              <w:rPr>
-                <w:b/>
-                <w:i w:val="0"/>
-                <w:color w:val="16A34A"/>
-                <w:sz w:val="16"/>
-              </w:rPr>
-              <w:t>—</w:t>
-            </w:r>
-          </w:p>
-        </w:tc>
-        <w:tc>
-          <w:tcPr>
-            <w:tcW w:type="dxa" w:w="1191"/>
-          </w:tcPr>
-          <w:p>
-            <w:r>
-              <w:rPr>
-                <w:b w:val="0"/>
-                <w:i w:val="0"/>
-                <w:color w:val="64748B"/>
-                <w:sz w:val="16"/>
-              </w:rPr>
-              <w:t>GT-CQ</w:t>
-            </w:r>
-          </w:p>
-        </w:tc>
-        <w:tc>
-          <w:tcPr>
-            <w:tcW w:type="dxa" w:w="4706"/>
-          </w:tcPr>
-          <w:p>
-            <w:r>
-              <w:rPr>
-                <w:b w:val="0"/>
-                <w:i w:val="0"/>
-                <w:sz w:val="17"/>
-              </w:rPr>
-              <w:t>Attention ! La dépense du ménage de SAMBA DIANKA (50000 Fcfa) au cours de 12 derniers mois de Lit, matelas, armoire et autres meubles de chambre à coucher est relativement élevé.</w:t>
-            </w:r>
-          </w:p>
-        </w:tc>
-      </w:tr>
-      <w:tr>
-        <w:tc>
-          <w:tcPr>
-            <w:tcW w:type="dxa" w:w="964"/>
-          </w:tcPr>
-          <w:p>
-            <w:r>
-              <w:rPr>
-                <w:b/>
-                <w:i w:val="0"/>
-                <w:color w:val="EA580C"/>
-                <w:sz w:val="16"/>
-              </w:rPr>
-              <w:t>Moyenne</w:t>
-            </w:r>
-          </w:p>
-        </w:tc>
-        <w:tc>
-          <w:tcPr>
-            <w:tcW w:type="dxa" w:w="1247"/>
-          </w:tcPr>
-          <w:p>
-            <w:r>
-              <w:rPr>
-                <w:b/>
-                <w:i w:val="0"/>
-                <w:sz w:val="16"/>
-              </w:rPr>
-              <w:t>S09</w:t>
-              <w:br/>
-            </w:r>
-            <w:r>
-              <w:rPr>
-                <w:b w:val="0"/>
-                <w:i w:val="0"/>
-                <w:color w:val="64748B"/>
-                <w:sz w:val="14"/>
-              </w:rPr>
-              <w:t>Dépenses non alimentaires</w:t>
-            </w:r>
-          </w:p>
-        </w:tc>
-        <w:tc>
-          <w:tcPr>
-            <w:tcW w:type="dxa" w:w="1531"/>
-          </w:tcPr>
-          <w:p>
-            <w:r>
-              <w:rPr>
-                <w:b/>
-                <w:i w:val="0"/>
-                <w:color w:val="16A34A"/>
-                <w:sz w:val="16"/>
-              </w:rPr>
-              <w:t>—</w:t>
-            </w:r>
-          </w:p>
-        </w:tc>
-        <w:tc>
-          <w:tcPr>
-            <w:tcW w:type="dxa" w:w="1191"/>
-          </w:tcPr>
-          <w:p>
-            <w:r>
-              <w:rPr>
-                <w:b w:val="0"/>
-                <w:i w:val="0"/>
-                <w:color w:val="64748B"/>
-                <w:sz w:val="16"/>
-              </w:rPr>
-              <w:t>GT-CQ</w:t>
-            </w:r>
-          </w:p>
-        </w:tc>
-        <w:tc>
-          <w:tcPr>
-            <w:tcW w:type="dxa" w:w="4706"/>
-          </w:tcPr>
-          <w:p>
-            <w:r>
-              <w:rPr>
-                <w:b w:val="0"/>
-                <w:i w:val="0"/>
-                <w:sz w:val="17"/>
-              </w:rPr>
-              <w:t>Attention ! La dépense du ménage de SAMBA DIANKA (6000 Fcfa) au cours de 12 derniers mois de Autres ustensiles de ménage: seau, bouilloire, biberon, poubelle, tasses, cafétière non électrique, théière, calebasse, louche, jarre, canari, mortier, pilon, etc est relativement élevé.</w:t>
-            </w:r>
-          </w:p>
-        </w:tc>
-      </w:tr>
-      <w:tr>
-        <w:tc>
-          <w:tcPr>
-            <w:tcW w:type="dxa" w:w="964"/>
-          </w:tcPr>
-          <w:p>
-            <w:r>
-              <w:rPr>
-                <w:b/>
-                <w:i w:val="0"/>
-                <w:color w:val="EA580C"/>
-                <w:sz w:val="16"/>
-              </w:rPr>
-              <w:t>Moyenne</w:t>
-            </w:r>
-          </w:p>
-        </w:tc>
-        <w:tc>
-          <w:tcPr>
-            <w:tcW w:type="dxa" w:w="1247"/>
-          </w:tcPr>
-          <w:p>
-            <w:r>
-              <w:rPr>
-                <w:b/>
-                <w:i w:val="0"/>
-                <w:sz w:val="16"/>
-              </w:rPr>
-              <w:t>S10</w:t>
-              <w:br/>
-            </w:r>
-            <w:r>
-              <w:rPr>
-                <w:b w:val="0"/>
-                <w:i w:val="0"/>
-                <w:color w:val="64748B"/>
-                <w:sz w:val="14"/>
-              </w:rPr>
-              <w:t>Logement</w:t>
-            </w:r>
-          </w:p>
-        </w:tc>
-        <w:tc>
-          <w:tcPr>
-            <w:tcW w:type="dxa" w:w="1531"/>
-          </w:tcPr>
-          <w:p>
-            <w:r>
-              <w:rPr>
-                <w:b/>
-                <w:i w:val="0"/>
-                <w:color w:val="16A34A"/>
-                <w:sz w:val="16"/>
-              </w:rPr>
-              <w:t>s00q07a, s00q08, s00q10, s00q13_0, s00q15_0, s00q17_0, s00q23a, s00q23b</w:t>
-            </w:r>
-          </w:p>
-        </w:tc>
-        <w:tc>
-          <w:tcPr>
-            <w:tcW w:type="dxa" w:w="1191"/>
-          </w:tcPr>
-          <w:p>
-            <w:r>
-              <w:rPr>
-                <w:b w:val="0"/>
-                <w:i w:val="0"/>
-                <w:color w:val="64748B"/>
-                <w:sz w:val="16"/>
-              </w:rPr>
-              <w:t>GT-CQ</w:t>
-            </w:r>
-          </w:p>
-        </w:tc>
-        <w:tc>
-          <w:tcPr>
-            <w:tcW w:type="dxa" w:w="4706"/>
-          </w:tcPr>
-          <w:p>
-            <w:r>
-              <w:rPr>
-                <w:b w:val="0"/>
-                <w:i w:val="0"/>
-                <w:sz w:val="17"/>
-              </w:rPr>
-              <w:t>Le noms de l'entreprise ATELIER DE SCULTURE 2 ne doit pas contenir de chiffre et doit être bien renseigné, prière de bien renseigné .</w:t>
+              <w:t>Le noms de l'entreprise ATELIER DE SCULTURE 1 ne doit pas contenir de chiffre et doit être bien renseigné, prière de bien renseigné .</w:t>
             </w:r>
           </w:p>
         </w:tc>
